--- a/docs/templates/mau_1a_chuan.docx
+++ b/docs/templates/mau_1a_chuan.docx
@@ -19,217 +19,162 @@
     </w:p>
     <w:tbl>
       <w:tblPr>
-        <w:tblW w:w="9900" w:type="dxa"/>
-        <w:tblInd w:w="-342" w:type="dxa"/>
+        <w:tblW w:w="9072" w:type="dxa"/>
+        <w:tblInd w:w="0" w:type="dxa"/>
+        <w:tblLayout w:type="fixed"/>
         <w:tblLook w:val="04A0" w:firstRow="1" w:lastRow="0" w:firstColumn="1" w:lastColumn="0" w:noHBand="0" w:noVBand="1"/>
-        <w:tblLayout w:type="fixed"/>
       </w:tblPr>
       <w:tblGrid>
-        <w:gridCol w:w="4230"/>
-        <w:gridCol w:w="5670"/>
+        <w:gridCol w:w="3700"/>
+        <w:gridCol w:w="5372"/>
       </w:tblGrid>
       <w:tr>
         <w:trPr>
-          <w:trHeight w:val="1732"/>
+          <w:trHeight w:val="1600"/>
         </w:trPr>
         <w:tc>
           <w:tcPr>
-            <w:tcW w:w="4230" w:type="dxa"/>
+            <w:tcW w:w="3700" w:type="dxa"/>
           </w:tcPr>
           <w:p>
             <w:pPr>
-              <w:pStyle w:val="BodyText"/>
-              <w:spacing w:line="276" w:lineRule="auto"/>
+              <w:spacing w:line="240" w:lineRule="auto" w:after="40"/>
               <w:jc w:val="center"/>
               <w:rPr>
-                <w:b/>
-                <w:sz w:val="26"/>
-                <w:szCs w:val="26"/>
+                <w:rFonts w:ascii="Times New Roman" w:hAnsi="Times New Roman"/>
+                <w:sz w:val="24"/>
+                <w:szCs w:val="24"/>
               </w:rPr>
             </w:pPr>
             <w:r>
               <w:rPr>
-                <w:sz w:val="26"/>
-                <w:szCs w:val="26"/>
+                <w:rFonts w:ascii="Times New Roman" w:hAnsi="Times New Roman"/>
+                <w:sz w:val="24"/>
+                <w:szCs w:val="24"/>
               </w:rPr>
               <w:t>TRƯỜNG ĐH Y DƯỢC CẦN THƠ</w:t>
             </w:r>
           </w:p>
           <w:p>
             <w:pPr>
-              <w:pStyle w:val="BodyText"/>
-              <w:tabs>
-                <w:tab w:val="left" w:pos="630"/>
-              </w:tabs>
-              <w:spacing w:line="276" w:lineRule="auto"/>
+              <w:spacing w:line="240" w:lineRule="auto" w:after="40"/>
               <w:jc w:val="center"/>
               <w:rPr>
+                <w:rFonts w:ascii="Times New Roman" w:hAnsi="Times New Roman"/>
                 <w:b/>
-                <w:sz w:val="26"/>
-                <w:szCs w:val="26"/>
+                <w:sz w:val="24"/>
+                <w:szCs w:val="24"/>
               </w:rPr>
             </w:pPr>
             <w:r>
               <w:rPr>
+                <w:rFonts w:ascii="Times New Roman" w:hAnsi="Times New Roman"/>
                 <w:b/>
-                <w:noProof/>
-                <w:sz w:val="26"/>
-                <w:szCs w:val="26"/>
-                <w:highlight w:val="yellow"/>
-              </w:rPr>
-              <w:pict w14:anchorId="49ACF0D5">
-                <v:shapetype id="_x0000_t32" coordsize="21600,21600" o:spt="32" o:oned="t" path="m,l21600,21600e" filled="f">
-                  <v:path arrowok="t" fillok="f" o:connecttype="none"/>
-                  <o:lock v:ext="edit" shapetype="t"/>
-                </v:shapetype>
-                <v:shape id="_x0000_s1028" type="#_x0000_t32" style="position:absolute;left:0;text-align:left;margin-left:64.05pt;margin-top:14.65pt;width:60.75pt;height:.05pt;z-index:251658240" o:connectortype="straight"/>
-              </w:pict>
+                <w:sz w:val="24"/>
+                <w:szCs w:val="24"/>
+              </w:rPr>
+              <w:t>{don_vi_uppercase}</w:t>
             </w:r>
           </w:p>
           <w:p>
             <w:pPr>
-              <w:pStyle w:val="BodyText"/>
-              <w:tabs>
-                <w:tab w:val="left" w:pos="630"/>
-              </w:tabs>
-              <w:spacing w:line="276" w:lineRule="auto"/>
+              <w:spacing w:line="160" w:lineRule="auto" w:after="60"/>
               <w:jc w:val="center"/>
-              <w:rPr>
-                <w:b/>
-                <w:sz w:val="26"/>
-                <w:szCs w:val="26"/>
-              </w:rPr>
-            </w:pPr>
-          </w:p>
-          <w:p>
-            <w:pPr>
-              <w:pStyle w:val="BodyText"/>
-              <w:spacing w:line="276" w:lineRule="auto"/>
-              <w:jc w:val="center"/>
-              <w:rPr>
-                <w:b/>
-                <w:sz w:val="26"/>
-                <w:szCs w:val="26"/>
-              </w:rPr>
             </w:pPr>
             <w:r>
               <w:rPr>
-                <w:sz w:val="26"/>
-                <w:szCs w:val="26"/>
-              </w:rPr>
-              <w:t>Số: {so_to_trinh}</w:t>
+                <w:rFonts w:ascii="Times New Roman" w:hAnsi="Times New Roman"/>
+                <w:sz w:val="18"/>
+              </w:rPr>
+              <w:t>————————</w:t>
             </w:r>
           </w:p>
           <w:p>
             <w:pPr>
-              <w:pStyle w:val="BodyText"/>
-              <w:tabs>
-                <w:tab w:val="left" w:pos="630"/>
-              </w:tabs>
-              <w:spacing w:line="276" w:lineRule="auto"/>
+              <w:spacing w:line="240" w:lineRule="auto"/>
               <w:jc w:val="center"/>
               <w:rPr>
-                <w:b/>
+                <w:rFonts w:ascii="Times New Roman" w:hAnsi="Times New Roman"/>
                 <w:sz w:val="24"/>
-                <w:szCs w:val="26"/>
+                <w:szCs w:val="24"/>
               </w:rPr>
             </w:pPr>
+            <w:r>
+              <w:rPr>
+                <w:rFonts w:ascii="Times New Roman" w:hAnsi="Times New Roman"/>
+                <w:sz w:val="24"/>
+                <w:szCs w:val="24"/>
+              </w:rPr>
+              <w:t>Số: {so_to_trinh}</w:t>
+            </w:r>
           </w:p>
         </w:tc>
         <w:tc>
           <w:tcPr>
-            <w:tcW w:w="5670" w:type="dxa"/>
+            <w:tcW w:w="5372" w:type="dxa"/>
           </w:tcPr>
           <w:p>
             <w:pPr>
-              <w:pStyle w:val="BodyText"/>
-              <w:tabs>
-                <w:tab w:val="left" w:pos="630"/>
-              </w:tabs>
-              <w:spacing w:line="276" w:lineRule="auto"/>
+              <w:spacing w:line="240" w:lineRule="auto" w:after="40"/>
               <w:jc w:val="center"/>
               <w:rPr>
+                <w:rFonts w:ascii="Times New Roman" w:hAnsi="Times New Roman"/>
                 <w:b/>
-                <w:sz w:val="26"/>
-                <w:szCs w:val="26"/>
+                <w:sz w:val="24"/>
+                <w:szCs w:val="24"/>
               </w:rPr>
             </w:pPr>
             <w:r>
               <w:rPr>
+                <w:rFonts w:ascii="Times New Roman" w:hAnsi="Times New Roman"/>
                 <w:b/>
-                <w:sz w:val="26"/>
-                <w:szCs w:val="26"/>
+                <w:sz w:val="24"/>
+                <w:szCs w:val="24"/>
               </w:rPr>
               <w:t>CỘNG HÒA XÃ HỘI CHỦ NGHĨA VIỆT NAM</w:t>
             </w:r>
           </w:p>
           <w:p>
             <w:pPr>
-              <w:pStyle w:val="BodyText"/>
-              <w:tabs>
-                <w:tab w:val="left" w:pos="630"/>
-              </w:tabs>
-              <w:spacing w:line="276" w:lineRule="auto"/>
+              <w:spacing w:line="240" w:lineRule="auto" w:after="40"/>
               <w:jc w:val="center"/>
               <w:rPr>
+                <w:rFonts w:ascii="Times New Roman" w:hAnsi="Times New Roman"/>
                 <w:b/>
-                <w:szCs w:val="28"/>
+                <w:sz w:val="26"/>
+                <w:szCs w:val="26"/>
               </w:rPr>
             </w:pPr>
             <w:r>
               <w:rPr>
+                <w:rFonts w:ascii="Times New Roman" w:hAnsi="Times New Roman"/>
                 <w:b/>
-                <w:noProof/>
-                <w:szCs w:val="28"/>
-              </w:rPr>
-              <w:pict w14:anchorId="0A9FF958">
-                <v:shape id="_x0000_s1026" type="#_x0000_t32" style="position:absolute;left:0;text-align:left;margin-left:48.3pt;margin-top:16pt;width:176.25pt;height:0;z-index:251657216" o:connectortype="straight"/>
-              </w:pict>
-            </w:r>
-            <w:r>
-              <w:rPr>
-                <w:b/>
-                <w:szCs w:val="28"/>
-              </w:rPr>
-              <w:t xml:space="preserve">Độc lập – Tự do – Hạnh phúc</w:t>
+                <w:sz w:val="26"/>
+                <w:szCs w:val="26"/>
+              </w:rPr>
+              <w:t>Độc lập – Tự do – Hạnh phúc</w:t>
             </w:r>
           </w:p>
           <w:p>
             <w:pPr>
-              <w:pStyle w:val="BodyText"/>
-              <w:tabs>
-                <w:tab w:val="left" w:pos="630"/>
-              </w:tabs>
-              <w:spacing w:line="276" w:lineRule="auto"/>
+              <w:spacing w:line="160" w:lineRule="auto" w:after="60"/>
               <w:jc w:val="center"/>
-              <w:rPr>
-                <w:b/>
-                <w:sz w:val="24"/>
-                <w:szCs w:val="26"/>
-              </w:rPr>
             </w:pPr>
+            <w:r>
+              <w:rPr>
+                <w:rFonts w:ascii="Times New Roman" w:hAnsi="Times New Roman"/>
+                <w:sz w:val="18"/>
+              </w:rPr>
+              <w:t>————————————</w:t>
+            </w:r>
           </w:p>
           <w:p>
             <w:pPr>
-              <w:pStyle w:val="BodyText"/>
-              <w:tabs>
-                <w:tab w:val="left" w:pos="630"/>
-              </w:tabs>
-              <w:spacing w:line="276" w:lineRule="auto"/>
+              <w:spacing w:line="240" w:lineRule="auto"/>
               <w:jc w:val="center"/>
               <w:rPr>
-                <w:b/>
-                <w:sz w:val="24"/>
-                <w:szCs w:val="26"/>
-              </w:rPr>
-            </w:pPr>
-          </w:p>
-          <w:p>
-            <w:pPr>
-              <w:spacing w:line="276" w:lineRule="auto"/>
-              <w:jc w:val="center"/>
-              <w:rPr>
-                <w:b/>
+                <w:rFonts w:ascii="Times New Roman" w:hAnsi="Times New Roman"/>
+                <w:i/>
                 <w:sz w:val="26"/>
                 <w:szCs w:val="26"/>
               </w:rPr>
@@ -326,7 +271,6 @@
           <w:b/>
           <w:i/>
           <w:iCs/>
-          <w:color w:val="FF0000"/>
           <w:sz w:val="26"/>
           <w:szCs w:val="26"/>
         </w:rPr>
@@ -1048,929 +992,500 @@
     </w:p>
     <w:tbl>
       <w:tblPr>
-        <w:tblW w:w="8840" w:type="dxa"/>
-        <w:tblInd w:w="-108" w:type="dxa"/>
+        <w:tblW w:w="9072" w:type="dxa"/>
+        <w:tblInd w:w="0" w:type="dxa"/>
         <w:tblLayout w:type="fixed"/>
-        <w:tblLook w:val="0000" w:firstRow="0" w:lastRow="0" w:firstColumn="0" w:lastColumn="0" w:noHBand="0" w:noVBand="0"/>
+        <w:tblLook w:val="0000"/>
       </w:tblPr>
       <w:tblGrid>
-        <w:gridCol w:w="3096"/>
-        <w:gridCol w:w="2363"/>
-        <w:gridCol w:w="3381"/>
+        <w:gridCol w:w="4200"/>
+        <w:gridCol w:w="672"/>
+        <w:gridCol w:w="4200"/>
       </w:tblGrid>
+      <!-- Hàng 1: Trưởng đơn vị & Chủ nhiệm đề tài -->
       <w:tr>
         <w:trPr>
-          <w:trHeight w:val="305"/>
+          <w:cantSplit/>
         </w:trPr>
         <w:tc>
           <w:tcPr>
-            <w:tcW w:w="3096" w:type="dxa"/>
+            <w:tcW w:w="4200" w:type="dxa"/>
           </w:tcPr>
           <w:p>
             <w:pPr>
-              <w:spacing w:after="0" w:line="276" w:lineRule="auto"/>
-              <w:ind w:left="1" w:hanging="3"/>
+              <w:spacing w:line="240" w:lineRule="auto" w:after="20"/>
               <w:jc w:val="center"/>
               <w:rPr>
-                <w:rFonts w:ascii="Times New Roman" w:eastAsia="Times New Roman" w:hAnsi="Times New Roman"/>
+                <w:rFonts w:ascii="Times New Roman" w:hAnsi="Times New Roman"/>
                 <w:b/>
-                <w:sz w:val="26"/>
-                <w:szCs w:val="26"/>
+                <w:sz w:val="24"/>
+                <w:szCs w:val="24"/>
               </w:rPr>
             </w:pPr>
             <w:r>
               <w:rPr>
-                <w:rFonts w:ascii="Times New Roman" w:eastAsia="Times New Roman" w:hAnsi="Times New Roman"/>
+                <w:rFonts w:ascii="Times New Roman" w:hAnsi="Times New Roman"/>
                 <w:b/>
-                <w:sz w:val="26"/>
-                <w:szCs w:val="26"/>
-              </w:rPr>
-              <w:t xml:space="preserve">Trưởng đơn vị</w:t>
+                <w:sz w:val="24"/>
+                <w:szCs w:val="24"/>
+              </w:rPr>
+              <w:t>TRƯỞNG ĐƠN VỊ</w:t>
+            </w:r>
+          </w:p>
+          <w:p>
+            <w:pPr>
+              <w:spacing w:line="240" w:lineRule="auto" w:after="400"/>
+              <w:jc w:val="center"/>
+              <w:rPr>
+                <w:rFonts w:ascii="Times New Roman" w:hAnsi="Times New Roman"/>
+                <w:i/>
+                <w:sz w:val="22"/>
+                <w:szCs w:val="22"/>
+              </w:rPr>
+            </w:pPr>
+            <w:r>
+              <w:rPr>
+                <w:rFonts w:ascii="Times New Roman" w:hAnsi="Times New Roman"/>
+                <w:i/>
+                <w:sz w:val="22"/>
+                <w:szCs w:val="22"/>
+              </w:rPr>
+              <w:t>(Ký, ghi rõ họ tên)</w:t>
+            </w:r>
+          </w:p>
+          <w:p>
+            <w:pPr>
+              <w:spacing w:line="240" w:lineRule="auto" w:after="80"/>
+              <w:jc w:val="center"/>
+              <w:rPr>
+                <w:rFonts w:ascii="Times New Roman" w:hAnsi="Times New Roman"/>
+                <w:b/>
+                <w:sz w:val="24"/>
+                <w:szCs w:val="24"/>
+              </w:rPr>
+            </w:pPr>
+            <w:r>
+              <w:rPr>
+                <w:rFonts w:ascii="Times New Roman" w:hAnsi="Times New Roman"/>
+                <w:b/>
+                <w:sz w:val="24"/>
+                <w:szCs w:val="24"/>
+              </w:rPr>
+              <w:t>{truong_don_vi}</w:t>
             </w:r>
           </w:p>
         </w:tc>
         <w:tc>
           <w:tcPr>
-            <w:tcW w:w="2363" w:type="dxa"/>
+            <w:tcW w:w="672" w:type="dxa"/>
           </w:tcPr>
           <w:p>
             <w:pPr>
-              <w:spacing w:after="0" w:line="276" w:lineRule="auto"/>
-              <w:ind w:left="1" w:hanging="3"/>
-              <w:jc w:val="center"/>
-              <w:rPr>
-                <w:rFonts w:ascii="Times New Roman" w:eastAsia="Times New Roman" w:hAnsi="Times New Roman"/>
-                <w:b/>
-                <w:sz w:val="26"/>
-                <w:szCs w:val="26"/>
-              </w:rPr>
+              <w:spacing w:after="0"/>
             </w:pPr>
           </w:p>
         </w:tc>
         <w:tc>
           <w:tcPr>
-            <w:tcW w:w="3381" w:type="dxa"/>
+            <w:tcW w:w="4200" w:type="dxa"/>
           </w:tcPr>
           <w:p>
             <w:pPr>
-              <w:spacing w:after="0" w:line="276" w:lineRule="auto"/>
-              <w:ind w:left="1" w:hanging="3"/>
+              <w:spacing w:line="240" w:lineRule="auto" w:after="20"/>
               <w:jc w:val="center"/>
               <w:rPr>
-                <w:rFonts w:ascii="Times New Roman" w:eastAsia="Times New Roman" w:hAnsi="Times New Roman"/>
+                <w:rFonts w:ascii="Times New Roman" w:hAnsi="Times New Roman"/>
                 <w:b/>
-                <w:sz w:val="26"/>
-                <w:szCs w:val="26"/>
+                <w:sz w:val="24"/>
+                <w:szCs w:val="24"/>
               </w:rPr>
             </w:pPr>
             <w:r>
               <w:rPr>
-                <w:rFonts w:ascii="Times New Roman" w:eastAsia="Times New Roman" w:hAnsi="Times New Roman"/>
+                <w:rFonts w:ascii="Times New Roman" w:hAnsi="Times New Roman"/>
                 <w:b/>
-                <w:sz w:val="26"/>
-                <w:szCs w:val="26"/>
-              </w:rPr>
-              <w:t xml:space="preserve">Cá nhân/Chủ nhiệm đề tài </w:t>
+                <w:sz w:val="24"/>
+                <w:szCs w:val="24"/>
+              </w:rPr>
+              <w:t>CÁ NHÂN/CHỦ NHIỆM ĐỀ TÀI</w:t>
+            </w:r>
+          </w:p>
+          <w:p>
+            <w:pPr>
+              <w:spacing w:line="240" w:lineRule="auto" w:after="400"/>
+              <w:jc w:val="center"/>
+              <w:rPr>
+                <w:rFonts w:ascii="Times New Roman" w:hAnsi="Times New Roman"/>
+                <w:i/>
+                <w:sz w:val="22"/>
+                <w:szCs w:val="22"/>
+              </w:rPr>
+            </w:pPr>
+            <w:r>
+              <w:rPr>
+                <w:rFonts w:ascii="Times New Roman" w:hAnsi="Times New Roman"/>
+                <w:i/>
+                <w:sz w:val="22"/>
+                <w:szCs w:val="22"/>
+              </w:rPr>
+              <w:t>(Ký, ghi rõ họ tên)</w:t>
+            </w:r>
+          </w:p>
+          <w:p>
+            <w:pPr>
+              <w:spacing w:line="240" w:lineRule="auto" w:after="80"/>
+              <w:jc w:val="center"/>
+              <w:rPr>
+                <w:rFonts w:ascii="Times New Roman" w:hAnsi="Times New Roman"/>
+                <w:b/>
+                <w:sz w:val="24"/>
+                <w:szCs w:val="24"/>
+              </w:rPr>
+            </w:pPr>
+            <w:r>
+              <w:rPr>
+                <w:rFonts w:ascii="Times New Roman" w:hAnsi="Times New Roman"/>
+                <w:b/>
+                <w:sz w:val="24"/>
+                <w:szCs w:val="24"/>
+              </w:rPr>
+              <w:t>{ho_ten}</w:t>
             </w:r>
           </w:p>
         </w:tc>
       </w:tr>
+      <!-- Hàng 2: Phòng KH&CN & Phòng TCKT -->
       <w:tr>
         <w:trPr>
-          <w:trHeight w:val="305"/>
+          <w:cantSplit/>
         </w:trPr>
         <w:tc>
           <w:tcPr>
-            <w:tcW w:w="3096" w:type="dxa"/>
+            <w:tcW w:w="4200" w:type="dxa"/>
           </w:tcPr>
           <w:p>
             <w:pPr>
-              <w:spacing w:after="0" w:line="276" w:lineRule="auto"/>
-              <w:ind w:left="1" w:hanging="3"/>
-              <w:jc w:val="both"/>
-              <w:rPr>
-                <w:rFonts w:ascii="Times New Roman" w:eastAsia="Times New Roman" w:hAnsi="Times New Roman"/>
-                <w:sz w:val="26"/>
-                <w:szCs w:val="26"/>
-              </w:rPr>
+              <w:spacing w:line="240" w:lineRule="auto" w:before="120" w:after="20"/>
+              <w:jc w:val="center"/>
+              <w:rPr>
+                <w:rFonts w:ascii="Times New Roman" w:hAnsi="Times New Roman"/>
+                <w:b/>
+                <w:sz w:val="24"/>
+                <w:szCs w:val="24"/>
+              </w:rPr>
+            </w:pPr>
+            <w:r>
+              <w:rPr>
+                <w:rFonts w:ascii="Times New Roman" w:hAnsi="Times New Roman"/>
+                <w:b/>
+                <w:sz w:val="24"/>
+                <w:szCs w:val="24"/>
+              </w:rPr>
+              <w:t>PHÒNG KH&amp;CN</w:t>
+            </w:r>
+          </w:p>
+          <w:p>
+            <w:pPr>
+              <w:spacing w:line="240" w:lineRule="auto" w:after="400"/>
+              <w:jc w:val="center"/>
+              <w:rPr>
+                <w:rFonts w:ascii="Times New Roman" w:hAnsi="Times New Roman"/>
+                <w:i/>
+                <w:sz w:val="22"/>
+                <w:szCs w:val="22"/>
+              </w:rPr>
+            </w:pPr>
+            <w:r>
+              <w:rPr>
+                <w:rFonts w:ascii="Times New Roman" w:hAnsi="Times New Roman"/>
+                <w:i/>
+                <w:sz w:val="22"/>
+                <w:szCs w:val="22"/>
+              </w:rPr>
+              <w:t>(Ký, ghi rõ họ tên)</w:t>
+            </w:r>
+          </w:p>
+          <w:p>
+            <w:pPr>
+              <w:spacing w:line="240" w:lineRule="auto" w:after="80"/>
+              <w:jc w:val="center"/>
+              <w:rPr>
+                <w:rFonts w:ascii="Times New Roman" w:hAnsi="Times New Roman"/>
+                <w:sz w:val="22"/>
+              </w:rPr>
+            </w:pPr>
+            <w:r>
+              <w:rPr>
+                <w:rFonts w:ascii="Times New Roman" w:hAnsi="Times New Roman"/>
+                <w:sz w:val="22"/>
+              </w:rPr>
+              <w:t>........................................</w:t>
+            </w:r>
+          </w:p>
+        </w:tc>
+        <w:tc>
+          <w:tcPr>
+            <w:tcW w:w="672" w:type="dxa"/>
+          </w:tcPr>
+          <w:p>
+            <w:pPr>
+              <w:spacing w:after="0"/>
             </w:pPr>
           </w:p>
         </w:tc>
         <w:tc>
           <w:tcPr>
-            <w:tcW w:w="2363" w:type="dxa"/>
+            <w:tcW w:w="4200" w:type="dxa"/>
           </w:tcPr>
           <w:p>
             <w:pPr>
-              <w:spacing w:after="0" w:line="276" w:lineRule="auto"/>
-              <w:ind w:left="1" w:hanging="3"/>
-              <w:jc w:val="both"/>
-              <w:rPr>
-                <w:rFonts w:ascii="Times New Roman" w:eastAsia="Times New Roman" w:hAnsi="Times New Roman"/>
-                <w:sz w:val="26"/>
-                <w:szCs w:val="26"/>
-              </w:rPr>
+              <w:spacing w:line="240" w:lineRule="auto" w:before="120" w:after="20"/>
+              <w:jc w:val="center"/>
+              <w:rPr>
+                <w:rFonts w:ascii="Times New Roman" w:hAnsi="Times New Roman"/>
+                <w:b/>
+                <w:sz w:val="24"/>
+                <w:szCs w:val="24"/>
+              </w:rPr>
+            </w:pPr>
+            <w:r>
+              <w:rPr>
+                <w:rFonts w:ascii="Times New Roman" w:hAnsi="Times New Roman"/>
+                <w:b/>
+                <w:sz w:val="24"/>
+                <w:szCs w:val="24"/>
+              </w:rPr>
+              <w:t>PHÒNG KHTC</w:t>
+            </w:r>
+          </w:p>
+          <w:p>
+            <w:pPr>
+              <w:spacing w:line="240" w:lineRule="auto" w:after="400"/>
+              <w:jc w:val="center"/>
+              <w:rPr>
+                <w:rFonts w:ascii="Times New Roman" w:hAnsi="Times New Roman"/>
+                <w:i/>
+                <w:sz w:val="22"/>
+                <w:szCs w:val="22"/>
+              </w:rPr>
+            </w:pPr>
+            <w:r>
+              <w:rPr>
+                <w:rFonts w:ascii="Times New Roman" w:hAnsi="Times New Roman"/>
+                <w:i/>
+                <w:sz w:val="22"/>
+                <w:szCs w:val="22"/>
+              </w:rPr>
+              <w:t>(Ký, ghi rõ họ tên)</w:t>
+            </w:r>
+          </w:p>
+          <w:p>
+            <w:pPr>
+              <w:spacing w:line="240" w:lineRule="auto" w:after="80"/>
+              <w:jc w:val="center"/>
+              <w:rPr>
+                <w:rFonts w:ascii="Times New Roman" w:hAnsi="Times New Roman"/>
+                <w:sz w:val="22"/>
+              </w:rPr>
+            </w:pPr>
+            <w:r>
+              <w:rPr>
+                <w:rFonts w:ascii="Times New Roman" w:hAnsi="Times New Roman"/>
+                <w:sz w:val="22"/>
+              </w:rPr>
+              <w:t>........................................</w:t>
+            </w:r>
+          </w:p>
+        </w:tc>
+      </w:tr>
+      <!-- Hàng 3: Nơi nhận & Hiệu trưởng -->
+      <w:tr>
+        <w:trPr>
+          <w:cantSplit/>
+        </w:trPr>
+        <w:tc>
+          <w:tcPr>
+            <w:tcW w:w="4200" w:type="dxa"/>
+          </w:tcPr>
+          <w:p>
+            <w:pPr>
+              <w:spacing w:line="200" w:lineRule="auto" w:before="120" w:after="10"/>
+              <w:rPr>
+                <w:rFonts w:ascii="Times New Roman" w:hAnsi="Times New Roman"/>
+                <w:b/>
+                <w:i/>
+                <w:sz w:val="22"/>
+                <w:szCs w:val="22"/>
+              </w:rPr>
+            </w:pPr>
+            <w:r>
+              <w:rPr>
+                <w:rFonts w:ascii="Times New Roman" w:hAnsi="Times New Roman"/>
+                <w:b/>
+                <w:i/>
+                <w:sz w:val="22"/>
+                <w:szCs w:val="22"/>
+              </w:rPr>
+              <w:t>Nơi nhận:</w:t>
+            </w:r>
+          </w:p>
+          <w:p>
+            <w:pPr>
+              <w:spacing w:line="180" w:lineRule="auto" w:after="0"/>
+              <w:rPr>
+                <w:rFonts w:ascii="Times New Roman" w:hAnsi="Times New Roman"/>
+                <w:sz w:val="19"/>
+                <w:szCs w:val="19"/>
+              </w:rPr>
+            </w:pPr>
+            <w:r>
+              <w:rPr>
+                <w:rFonts w:ascii="Times New Roman" w:hAnsi="Times New Roman"/>
+                <w:sz w:val="19"/>
+                <w:szCs w:val="19"/>
+              </w:rPr>
+              <w:t>- Ban Giám Hiệu (để b/c);</w:t>
+            </w:r>
+          </w:p>
+          <w:p>
+            <w:pPr>
+              <w:spacing w:line="180" w:lineRule="auto" w:after="0"/>
+              <w:rPr>
+                <w:rFonts w:ascii="Times New Roman" w:hAnsi="Times New Roman"/>
+                <w:sz w:val="19"/>
+                <w:szCs w:val="19"/>
+              </w:rPr>
+            </w:pPr>
+            <w:r>
+              <w:rPr>
+                <w:rFonts w:ascii="Times New Roman" w:hAnsi="Times New Roman"/>
+                <w:sz w:val="19"/>
+                <w:szCs w:val="19"/>
+              </w:rPr>
+              <w:t>- Phòng KH&amp;CN, TCKT;</w:t>
+            </w:r>
+          </w:p>
+          <w:p>
+            <w:pPr>
+              <w:spacing w:line="180" w:lineRule="auto" w:after="0"/>
+              <w:rPr>
+                <w:rFonts w:ascii="Times New Roman" w:hAnsi="Times New Roman"/>
+                <w:sz w:val="19"/>
+                <w:szCs w:val="19"/>
+              </w:rPr>
+            </w:pPr>
+            <w:r>
+              <w:rPr>
+                <w:rFonts w:ascii="Times New Roman" w:hAnsi="Times New Roman"/>
+                <w:sz w:val="19"/>
+                <w:szCs w:val="19"/>
+              </w:rPr>
+              <w:t>- Đơn vị tiếp nhận CG;</w:t>
+            </w:r>
+          </w:p>
+          <w:p>
+            <w:pPr>
+              <w:spacing w:line="180" w:lineRule="auto" w:after="0"/>
+              <w:rPr>
+                <w:rFonts w:ascii="Times New Roman" w:hAnsi="Times New Roman"/>
+                <w:sz w:val="19"/>
+                <w:szCs w:val="19"/>
+              </w:rPr>
+            </w:pPr>
+            <w:r>
+              <w:rPr>
+                <w:rFonts w:ascii="Times New Roman" w:hAnsi="Times New Roman"/>
+                <w:sz w:val="19"/>
+                <w:szCs w:val="19"/>
+              </w:rPr>
+              <w:t>- Lưu: VT, KHCN.</w:t>
+            </w:r>
+          </w:p>
+        </w:tc>
+        <w:tc>
+          <w:tcPr>
+            <w:tcW w:w="672" w:type="dxa"/>
+          </w:tcPr>
+          <w:p>
+            <w:pPr>
+              <w:spacing w:after="0"/>
             </w:pPr>
           </w:p>
         </w:tc>
         <w:tc>
           <w:tcPr>
-            <w:tcW w:w="3381" w:type="dxa"/>
+            <w:tcW w:w="4200" w:type="dxa"/>
           </w:tcPr>
           <w:p>
             <w:pPr>
-              <w:spacing w:after="0" w:line="276" w:lineRule="auto"/>
-              <w:ind w:left="1" w:hanging="3"/>
-              <w:jc w:val="both"/>
-              <w:rPr>
-                <w:rFonts w:ascii="Times New Roman" w:eastAsia="Times New Roman" w:hAnsi="Times New Roman"/>
-                <w:sz w:val="26"/>
-                <w:szCs w:val="26"/>
+              <w:spacing w:line="240" w:lineRule="auto" w:before="120" w:after="20"/>
+              <w:jc w:val="center"/>
+              <w:rPr>
+                <w:rFonts w:ascii="Times New Roman" w:hAnsi="Times New Roman"/>
+                <w:b/>
+                <w:sz w:val="24"/>
+                <w:szCs w:val="24"/>
               </w:rPr>
             </w:pPr>
+            <w:r>
+              <w:rPr>
+                <w:rFonts w:ascii="Times New Roman" w:hAnsi="Times New Roman"/>
+                <w:b/>
+                <w:sz w:val="24"/>
+                <w:szCs w:val="24"/>
+              </w:rPr>
+              <w:t>HIỆU TRƯỞNG</w:t>
+            </w:r>
           </w:p>
-        </w:tc>
-      </w:tr>
-      <w:tr>
-        <w:trPr>
-          <w:trHeight w:val="305"/>
-        </w:trPr>
-        <w:tc>
-          <w:tcPr>
-            <w:tcW w:w="3096" w:type="dxa"/>
-          </w:tcPr>
           <w:p>
             <w:pPr>
-              <w:spacing w:after="0" w:line="276" w:lineRule="auto"/>
-              <w:ind w:left="1" w:hanging="3"/>
-              <w:jc w:val="both"/>
-              <w:rPr>
-                <w:rFonts w:ascii="Times New Roman" w:eastAsia="Times New Roman" w:hAnsi="Times New Roman"/>
-                <w:sz w:val="26"/>
-                <w:szCs w:val="26"/>
+              <w:spacing w:line="240" w:lineRule="auto" w:after="400"/>
+              <w:jc w:val="center"/>
+              <w:rPr>
+                <w:rFonts w:ascii="Times New Roman" w:hAnsi="Times New Roman"/>
+                <w:i/>
+                <w:sz w:val="22"/>
+                <w:szCs w:val="22"/>
               </w:rPr>
             </w:pPr>
+            <w:r>
+              <w:rPr>
+                <w:rFonts w:ascii="Times New Roman" w:hAnsi="Times New Roman"/>
+                <w:i/>
+                <w:sz w:val="22"/>
+                <w:szCs w:val="22"/>
+              </w:rPr>
+              <w:t>(Ký, đóng dấu)</w:t>
+            </w:r>
           </w:p>
-        </w:tc>
-        <w:tc>
-          <w:tcPr>
-            <w:tcW w:w="2363" w:type="dxa"/>
-          </w:tcPr>
           <w:p>
             <w:pPr>
-              <w:spacing w:after="0" w:line="276" w:lineRule="auto"/>
-              <w:ind w:left="1" w:hanging="3"/>
-              <w:jc w:val="both"/>
-              <w:rPr>
-                <w:rFonts w:ascii="Times New Roman" w:eastAsia="Times New Roman" w:hAnsi="Times New Roman"/>
-                <w:sz w:val="26"/>
-                <w:szCs w:val="26"/>
-              </w:rPr>
-            </w:pPr>
-          </w:p>
-        </w:tc>
-        <w:tc>
-          <w:tcPr>
-            <w:tcW w:w="3381" w:type="dxa"/>
-          </w:tcPr>
-          <w:p>
-            <w:pPr>
-              <w:spacing w:after="0" w:line="276" w:lineRule="auto"/>
-              <w:ind w:left="1" w:hanging="3"/>
-              <w:jc w:val="both"/>
-              <w:rPr>
-                <w:rFonts w:ascii="Times New Roman" w:eastAsia="Times New Roman" w:hAnsi="Times New Roman"/>
-                <w:sz w:val="26"/>
-                <w:szCs w:val="26"/>
-              </w:rPr>
-            </w:pPr>
-          </w:p>
-        </w:tc>
-      </w:tr>
-      <w:tr>
-        <w:trPr>
-          <w:trHeight w:val="305"/>
-        </w:trPr>
-        <w:tc>
-          <w:tcPr>
-            <w:tcW w:w="3096" w:type="dxa"/>
-          </w:tcPr>
-          <w:p>
-            <w:pPr>
-              <w:spacing w:after="0" w:line="276" w:lineRule="auto"/>
-              <w:ind w:left="1" w:hanging="3"/>
-              <w:jc w:val="both"/>
-              <w:rPr>
-                <w:rFonts w:ascii="Times New Roman" w:eastAsia="Times New Roman" w:hAnsi="Times New Roman"/>
-                <w:sz w:val="26"/>
-                <w:szCs w:val="26"/>
-              </w:rPr>
-            </w:pPr>
-          </w:p>
-        </w:tc>
-        <w:tc>
-          <w:tcPr>
-            <w:tcW w:w="2363" w:type="dxa"/>
-          </w:tcPr>
-          <w:p>
-            <w:pPr>
-              <w:spacing w:after="0" w:line="276" w:lineRule="auto"/>
-              <w:ind w:left="1" w:hanging="3"/>
-              <w:jc w:val="both"/>
-              <w:rPr>
-                <w:rFonts w:ascii="Times New Roman" w:eastAsia="Times New Roman" w:hAnsi="Times New Roman"/>
-                <w:sz w:val="26"/>
-                <w:szCs w:val="26"/>
-              </w:rPr>
-            </w:pPr>
-          </w:p>
-        </w:tc>
-        <w:tc>
-          <w:tcPr>
-            <w:tcW w:w="3381" w:type="dxa"/>
-          </w:tcPr>
-          <w:p>
-            <w:pPr>
-              <w:spacing w:after="0" w:line="276" w:lineRule="auto"/>
-              <w:ind w:left="1" w:hanging="3"/>
-              <w:jc w:val="both"/>
-              <w:rPr>
-                <w:rFonts w:ascii="Times New Roman" w:eastAsia="Times New Roman" w:hAnsi="Times New Roman"/>
-                <w:sz w:val="26"/>
-                <w:szCs w:val="26"/>
-              </w:rPr>
-            </w:pPr>
-          </w:p>
-        </w:tc>
-      </w:tr>
-      <w:tr>
-        <w:trPr>
-          <w:trHeight w:val="305"/>
-        </w:trPr>
-        <w:tc>
-          <w:tcPr>
-            <w:tcW w:w="3096" w:type="dxa"/>
-          </w:tcPr>
-          <w:p>
-            <w:pPr>
-              <w:spacing w:after="0" w:line="276" w:lineRule="auto"/>
-              <w:ind w:left="1" w:hanging="3"/>
-              <w:jc w:val="both"/>
-              <w:rPr>
-                <w:rFonts w:ascii="Times New Roman" w:eastAsia="Times New Roman" w:hAnsi="Times New Roman"/>
-                <w:sz w:val="26"/>
-                <w:szCs w:val="26"/>
-              </w:rPr>
-            </w:pPr>
-            <w:pPr>
+              <w:spacing w:line="240" w:lineRule="auto" w:after="80"/>
               <w:jc w:val="center"/>
+              <w:rPr>
+                <w:rFonts w:ascii="Times New Roman" w:hAnsi="Times New Roman"/>
+                <w:sz w:val="22"/>
+              </w:rPr>
             </w:pPr>
             <w:r>
               <w:rPr>
-                <w:rFonts w:ascii="Times New Roman" w:hAnsi="Times New Roman" w:cs="Times New Roman"/>
-                <w:sz w:val="26"/>
-                <w:b/>
-              </w:rPr>
-              <w:t xml:space="preserve">{truong_don_vi}</w:t>
+                <w:rFonts w:ascii="Times New Roman" w:hAnsi="Times New Roman"/>
+                <w:sz w:val="22"/>
+              </w:rPr>
+              <w:t>........................................</w:t>
             </w:r>
-          </w:p>
-        </w:tc>
-        <w:tc>
-          <w:tcPr>
-            <w:tcW w:w="2363" w:type="dxa"/>
-          </w:tcPr>
-          <w:p>
-            <w:pPr>
-              <w:spacing w:after="0" w:line="276" w:lineRule="auto"/>
-              <w:ind w:left="1" w:hanging="3"/>
-              <w:jc w:val="both"/>
-              <w:rPr>
-                <w:rFonts w:ascii="Times New Roman" w:eastAsia="Times New Roman" w:hAnsi="Times New Roman"/>
-                <w:sz w:val="26"/>
-                <w:szCs w:val="26"/>
-              </w:rPr>
-            </w:pPr>
-          </w:p>
-        </w:tc>
-        <w:tc>
-          <w:tcPr>
-            <w:tcW w:w="3381" w:type="dxa"/>
-          </w:tcPr>
-          <w:p>
-            <w:pPr>
-              <w:spacing w:after="0" w:line="276" w:lineRule="auto"/>
-              <w:ind w:left="1" w:hanging="3"/>
-              <w:jc w:val="both"/>
-              <w:rPr>
-                <w:rFonts w:ascii="Times New Roman" w:eastAsia="Times New Roman" w:hAnsi="Times New Roman"/>
-                <w:sz w:val="26"/>
-                <w:szCs w:val="26"/>
-              </w:rPr>
-            </w:pPr>
-            <w:pPr>
-              <w:jc w:val="center"/>
-            </w:pPr>
-            <w:r>
-              <w:rPr>
-                <w:rFonts w:ascii="Times New Roman" w:hAnsi="Times New Roman" w:cs="Times New Roman"/>
-                <w:sz w:val="26"/>
-                <w:b/>
-              </w:rPr>
-              <w:t xml:space="preserve">{ho_ten}</w:t>
-            </w:r>
-          </w:p>
-        </w:tc>
-      </w:tr>
-      <w:tr>
-        <w:trPr>
-          <w:trHeight w:val="305"/>
-        </w:trPr>
-        <w:tc>
-          <w:tcPr>
-            <w:tcW w:w="3096" w:type="dxa"/>
-          </w:tcPr>
-          <w:p>
-            <w:pPr>
-              <w:spacing w:after="0" w:line="276" w:lineRule="auto"/>
-              <w:ind w:left="1" w:hanging="3"/>
-              <w:jc w:val="center"/>
-              <w:rPr>
-                <w:rFonts w:ascii="Times New Roman" w:eastAsia="Times New Roman" w:hAnsi="Times New Roman"/>
-                <w:sz w:val="26"/>
-                <w:szCs w:val="26"/>
-              </w:rPr>
-            </w:pPr>
-            <w:r>
-              <w:rPr>
-                <w:rFonts w:ascii="Times New Roman" w:eastAsia="Times New Roman" w:hAnsi="Times New Roman"/>
-                <w:b/>
-                <w:sz w:val="26"/>
-                <w:szCs w:val="26"/>
-              </w:rPr>
-              <w:t xml:space="preserve">Phòng KH&amp;CN</w:t>
-            </w:r>
-          </w:p>
-        </w:tc>
-        <w:tc>
-          <w:tcPr>
-            <w:tcW w:w="2363" w:type="dxa"/>
-          </w:tcPr>
-          <w:p>
-            <w:pPr>
-              <w:spacing w:after="0" w:line="276" w:lineRule="auto"/>
-              <w:ind w:left="1" w:hanging="3"/>
-              <w:jc w:val="center"/>
-              <w:rPr>
-                <w:rFonts w:ascii="Times New Roman" w:eastAsia="Times New Roman" w:hAnsi="Times New Roman"/>
-                <w:b/>
-                <w:sz w:val="26"/>
-                <w:szCs w:val="26"/>
-              </w:rPr>
-            </w:pPr>
-          </w:p>
-        </w:tc>
-        <w:tc>
-          <w:tcPr>
-            <w:tcW w:w="3381" w:type="dxa"/>
-          </w:tcPr>
-          <w:p>
-            <w:pPr>
-              <w:spacing w:after="0" w:line="276" w:lineRule="auto"/>
-              <w:ind w:left="1" w:hanging="3"/>
-              <w:jc w:val="center"/>
-              <w:rPr>
-                <w:rFonts w:ascii="Times New Roman" w:eastAsia="Times New Roman" w:hAnsi="Times New Roman"/>
-                <w:sz w:val="26"/>
-                <w:szCs w:val="26"/>
-              </w:rPr>
-            </w:pPr>
-            <w:r>
-              <w:rPr>
-                <w:rFonts w:ascii="Times New Roman" w:eastAsia="Times New Roman" w:hAnsi="Times New Roman"/>
-                <w:b/>
-                <w:sz w:val="26"/>
-                <w:szCs w:val="26"/>
-              </w:rPr>
-              <w:t xml:space="preserve">Phòng TCKT</w:t>
-            </w:r>
-          </w:p>
-        </w:tc>
-      </w:tr>
-      <w:tr>
-        <w:trPr>
-          <w:trHeight w:val="305"/>
-        </w:trPr>
-        <w:tc>
-          <w:tcPr>
-            <w:tcW w:w="3096" w:type="dxa"/>
-          </w:tcPr>
-          <w:p>
-            <w:pPr>
-              <w:spacing w:after="0" w:line="276" w:lineRule="auto"/>
-              <w:ind w:left="1" w:hanging="3"/>
-              <w:jc w:val="both"/>
-              <w:rPr>
-                <w:rFonts w:ascii="Times New Roman" w:eastAsia="Times New Roman" w:hAnsi="Times New Roman"/>
-                <w:sz w:val="26"/>
-                <w:szCs w:val="26"/>
-              </w:rPr>
-            </w:pPr>
-          </w:p>
-        </w:tc>
-        <w:tc>
-          <w:tcPr>
-            <w:tcW w:w="2363" w:type="dxa"/>
-          </w:tcPr>
-          <w:p>
-            <w:pPr>
-              <w:spacing w:after="0" w:line="276" w:lineRule="auto"/>
-              <w:ind w:left="1" w:hanging="3"/>
-              <w:jc w:val="both"/>
-              <w:rPr>
-                <w:rFonts w:ascii="Times New Roman" w:eastAsia="Times New Roman" w:hAnsi="Times New Roman"/>
-                <w:sz w:val="26"/>
-                <w:szCs w:val="26"/>
-              </w:rPr>
-            </w:pPr>
-          </w:p>
-        </w:tc>
-        <w:tc>
-          <w:tcPr>
-            <w:tcW w:w="3381" w:type="dxa"/>
-          </w:tcPr>
-          <w:p>
-            <w:pPr>
-              <w:spacing w:after="0" w:line="276" w:lineRule="auto"/>
-              <w:ind w:left="1" w:hanging="3"/>
-              <w:jc w:val="both"/>
-              <w:rPr>
-                <w:rFonts w:ascii="Times New Roman" w:eastAsia="Times New Roman" w:hAnsi="Times New Roman"/>
-                <w:sz w:val="26"/>
-                <w:szCs w:val="26"/>
-              </w:rPr>
-            </w:pPr>
-          </w:p>
-        </w:tc>
-      </w:tr>
-      <w:tr>
-        <w:trPr>
-          <w:trHeight w:val="305"/>
-        </w:trPr>
-        <w:tc>
-          <w:tcPr>
-            <w:tcW w:w="3096" w:type="dxa"/>
-          </w:tcPr>
-          <w:p>
-            <w:pPr>
-              <w:spacing w:after="0" w:line="276" w:lineRule="auto"/>
-              <w:ind w:left="1" w:hanging="3"/>
-              <w:jc w:val="both"/>
-              <w:rPr>
-                <w:rFonts w:ascii="Times New Roman" w:eastAsia="Times New Roman" w:hAnsi="Times New Roman"/>
-                <w:sz w:val="26"/>
-                <w:szCs w:val="26"/>
-              </w:rPr>
-            </w:pPr>
-          </w:p>
-        </w:tc>
-        <w:tc>
-          <w:tcPr>
-            <w:tcW w:w="2363" w:type="dxa"/>
-          </w:tcPr>
-          <w:p>
-            <w:pPr>
-              <w:spacing w:after="0" w:line="276" w:lineRule="auto"/>
-              <w:ind w:left="1" w:hanging="3"/>
-              <w:jc w:val="both"/>
-              <w:rPr>
-                <w:rFonts w:ascii="Times New Roman" w:eastAsia="Times New Roman" w:hAnsi="Times New Roman"/>
-                <w:sz w:val="26"/>
-                <w:szCs w:val="26"/>
-              </w:rPr>
-            </w:pPr>
-          </w:p>
-        </w:tc>
-        <w:tc>
-          <w:tcPr>
-            <w:tcW w:w="3381" w:type="dxa"/>
-          </w:tcPr>
-          <w:p>
-            <w:pPr>
-              <w:spacing w:after="0" w:line="276" w:lineRule="auto"/>
-              <w:ind w:left="1" w:hanging="3"/>
-              <w:jc w:val="both"/>
-              <w:rPr>
-                <w:rFonts w:ascii="Times New Roman" w:eastAsia="Times New Roman" w:hAnsi="Times New Roman"/>
-                <w:sz w:val="26"/>
-                <w:szCs w:val="26"/>
-              </w:rPr>
-            </w:pPr>
-          </w:p>
-        </w:tc>
-      </w:tr>
-      <w:tr>
-        <w:trPr>
-          <w:trHeight w:val="305"/>
-        </w:trPr>
-        <w:tc>
-          <w:tcPr>
-            <w:tcW w:w="3096" w:type="dxa"/>
-          </w:tcPr>
-          <w:p>
-            <w:pPr>
-              <w:spacing w:after="0" w:line="276" w:lineRule="auto"/>
-              <w:ind w:left="1" w:hanging="3"/>
-              <w:jc w:val="both"/>
-              <w:rPr>
-                <w:rFonts w:ascii="Times New Roman" w:eastAsia="Times New Roman" w:hAnsi="Times New Roman"/>
-                <w:sz w:val="26"/>
-                <w:szCs w:val="26"/>
-              </w:rPr>
-            </w:pPr>
-          </w:p>
-        </w:tc>
-        <w:tc>
-          <w:tcPr>
-            <w:tcW w:w="2363" w:type="dxa"/>
-          </w:tcPr>
-          <w:p>
-            <w:pPr>
-              <w:spacing w:after="0" w:line="276" w:lineRule="auto"/>
-              <w:ind w:left="1" w:hanging="3"/>
-              <w:jc w:val="both"/>
-              <w:rPr>
-                <w:rFonts w:ascii="Times New Roman" w:eastAsia="Times New Roman" w:hAnsi="Times New Roman"/>
-                <w:sz w:val="26"/>
-                <w:szCs w:val="26"/>
-              </w:rPr>
-            </w:pPr>
-          </w:p>
-        </w:tc>
-        <w:tc>
-          <w:tcPr>
-            <w:tcW w:w="3381" w:type="dxa"/>
-          </w:tcPr>
-          <w:p>
-            <w:pPr>
-              <w:spacing w:after="0" w:line="276" w:lineRule="auto"/>
-              <w:ind w:left="1" w:hanging="3"/>
-              <w:jc w:val="both"/>
-              <w:rPr>
-                <w:rFonts w:ascii="Times New Roman" w:eastAsia="Times New Roman" w:hAnsi="Times New Roman"/>
-                <w:sz w:val="26"/>
-                <w:szCs w:val="26"/>
-              </w:rPr>
-            </w:pPr>
-          </w:p>
-        </w:tc>
-      </w:tr>
-      <w:tr>
-        <w:trPr>
-          <w:trHeight w:val="305"/>
-        </w:trPr>
-        <w:tc>
-          <w:tcPr>
-            <w:tcW w:w="3096" w:type="dxa"/>
-          </w:tcPr>
-          <w:p>
-            <w:pPr>
-              <w:spacing w:after="0" w:line="276" w:lineRule="auto"/>
-              <w:ind w:left="1" w:hanging="3"/>
-              <w:jc w:val="both"/>
-              <w:rPr>
-                <w:rFonts w:ascii="Times New Roman" w:eastAsia="Times New Roman" w:hAnsi="Times New Roman"/>
-                <w:sz w:val="26"/>
-                <w:szCs w:val="26"/>
-              </w:rPr>
-            </w:pPr>
-          </w:p>
-        </w:tc>
-        <w:tc>
-          <w:tcPr>
-            <w:tcW w:w="2363" w:type="dxa"/>
-          </w:tcPr>
-          <w:p>
-            <w:pPr>
-              <w:spacing w:after="0" w:line="276" w:lineRule="auto"/>
-              <w:ind w:left="1" w:hanging="3"/>
-              <w:jc w:val="both"/>
-              <w:rPr>
-                <w:rFonts w:ascii="Times New Roman" w:eastAsia="Times New Roman" w:hAnsi="Times New Roman"/>
-                <w:sz w:val="26"/>
-                <w:szCs w:val="26"/>
-              </w:rPr>
-            </w:pPr>
-          </w:p>
-        </w:tc>
-        <w:tc>
-          <w:tcPr>
-            <w:tcW w:w="3381" w:type="dxa"/>
-          </w:tcPr>
-          <w:p>
-            <w:pPr>
-              <w:spacing w:after="0" w:line="276" w:lineRule="auto"/>
-              <w:ind w:left="1" w:hanging="3"/>
-              <w:jc w:val="both"/>
-              <w:rPr>
-                <w:rFonts w:ascii="Times New Roman" w:eastAsia="Times New Roman" w:hAnsi="Times New Roman"/>
-                <w:sz w:val="26"/>
-                <w:szCs w:val="26"/>
-              </w:rPr>
-            </w:pPr>
           </w:p>
         </w:tc>
       </w:tr>
     </w:tbl>
     <w:p>
       <w:pPr>
-        <w:spacing w:after="0" w:line="276" w:lineRule="auto"/>
-        <w:ind w:left="1" w:hanging="3"/>
-        <w:rPr>
-          <w:rFonts w:ascii="Times New Roman" w:eastAsia="Times New Roman" w:hAnsi="Times New Roman"/>
-          <w:sz w:val="26"/>
-          <w:szCs w:val="26"/>
-        </w:rPr>
-      </w:pPr>
-    </w:p>
-    <w:tbl>
-      <w:tblPr>
-        <w:tblW w:w="9640" w:type="dxa"/>
-        <w:tblInd w:w="-108" w:type="dxa"/>
-        <w:tblLayout w:type="fixed"/>
-        <w:tblLook w:val="0000" w:firstRow="0" w:lastRow="0" w:firstColumn="0" w:lastColumn="0" w:noHBand="0" w:noVBand="0"/>
-      </w:tblPr>
-      <w:tblGrid>
-        <w:gridCol w:w="3052"/>
-        <w:gridCol w:w="2514"/>
-        <w:gridCol w:w="2241"/>
-        <w:gridCol w:w="1833"/>
-      </w:tblGrid>
-      <w:tr>
-        <w:trPr>
-          <w:trHeight w:val="1849"/>
-        </w:trPr>
-        <w:tc>
-          <w:tcPr>
-            <w:tcW w:w="3052" w:type="dxa"/>
-            <w:vAlign w:val="center"/>
-          </w:tcPr>
-          <w:p>
-            <w:pPr>
-              <w:spacing w:after="0" w:line="276" w:lineRule="auto"/>
-              <w:ind w:hanging="2"/>
-              <w:rPr>
-                <w:rFonts w:ascii="Times New Roman" w:eastAsia="Times New Roman" w:hAnsi="Times New Roman"/>
-              </w:rPr>
-            </w:pPr>
-            <w:r>
-              <w:rPr>
-                <w:rFonts w:ascii="Times New Roman" w:eastAsia="Times New Roman" w:hAnsi="Times New Roman"/>
-                <w:b/>
-                <w:i/>
-              </w:rPr>
-              <w:t xml:space="preserve">Nơi nhận:</w:t>
-            </w:r>
-          </w:p>
-          <w:p>
-            <w:pPr>
-              <w:spacing w:after="0" w:line="276" w:lineRule="auto"/>
-              <w:ind w:hanging="2"/>
-              <w:rPr>
-                <w:rFonts w:ascii="Times New Roman" w:eastAsia="Times New Roman" w:hAnsi="Times New Roman"/>
-              </w:rPr>
-            </w:pPr>
-            <w:r>
-              <w:rPr>
-                <w:rFonts w:ascii="Times New Roman" w:eastAsia="Times New Roman" w:hAnsi="Times New Roman"/>
-              </w:rPr>
-              <w:t>- (</w:t>
-            </w:r>
-            <w:r>
-              <w:rPr>
-                <w:rFonts w:ascii="Times New Roman" w:eastAsia="Times New Roman" w:hAnsi="Times New Roman"/>
-                <w:highlight w:val="yellow"/>
-              </w:rPr>
-              <w:t xml:space="preserve">thêm tên tắt đơn vị CG v nhận CG);</w:t>
-            </w:r>
-          </w:p>
-          <w:p>
-            <w:pPr>
-              <w:spacing w:after="0" w:line="276" w:lineRule="auto"/>
-              <w:ind w:hanging="2"/>
-              <w:rPr>
-                <w:rFonts w:ascii="Times New Roman" w:eastAsia="Times New Roman" w:hAnsi="Times New Roman"/>
-              </w:rPr>
-            </w:pPr>
-            <w:r>
-              <w:rPr>
-                <w:rFonts w:ascii="Times New Roman" w:eastAsia="Times New Roman" w:hAnsi="Times New Roman"/>
-              </w:rPr>
-              <w:t xml:space="preserve">- TCKT;</w:t>
-            </w:r>
-          </w:p>
-          <w:p>
-            <w:pPr>
-              <w:spacing w:after="0" w:line="276" w:lineRule="auto"/>
-              <w:ind w:hanging="2"/>
-              <w:rPr>
-                <w:rFonts w:ascii="Times New Roman" w:eastAsia="Times New Roman" w:hAnsi="Times New Roman"/>
-              </w:rPr>
-            </w:pPr>
-            <w:r>
-              <w:rPr>
-                <w:rFonts w:ascii="Times New Roman" w:eastAsia="Times New Roman" w:hAnsi="Times New Roman"/>
-              </w:rPr>
-              <w:t>- TTDV&amp;ĐTTNCXH;</w:t>
-            </w:r>
-          </w:p>
-          <w:p>
-            <w:pPr>
-              <w:spacing w:after="0" w:line="276" w:lineRule="auto"/>
-              <w:ind w:hanging="2"/>
-              <w:rPr>
-                <w:rFonts w:ascii="Times New Roman" w:eastAsia="Times New Roman" w:hAnsi="Times New Roman"/>
-              </w:rPr>
-            </w:pPr>
-            <w:r>
-              <w:rPr>
-                <w:rFonts w:ascii="Times New Roman" w:eastAsia="Times New Roman" w:hAnsi="Times New Roman"/>
-              </w:rPr>
-              <w:t xml:space="preserve">- Lưu VT, KHCN.</w:t>
-            </w:r>
-          </w:p>
-          <w:p>
-            <w:pPr>
-              <w:spacing w:after="0" w:line="276" w:lineRule="auto"/>
-              <w:ind w:hanging="2"/>
-              <w:jc w:val="center"/>
-              <w:rPr>
-                <w:rFonts w:ascii="Times New Roman" w:eastAsia="Times New Roman" w:hAnsi="Times New Roman"/>
-              </w:rPr>
-            </w:pPr>
-          </w:p>
-        </w:tc>
-        <w:tc>
-          <w:tcPr>
-            <w:tcW w:w="2514" w:type="dxa"/>
-          </w:tcPr>
-          <w:p>
-            <w:pPr>
-              <w:spacing w:after="0" w:line="276" w:lineRule="auto"/>
-              <w:ind w:left="1" w:hanging="3"/>
-              <w:jc w:val="center"/>
-              <w:rPr>
-                <w:rFonts w:ascii="Times New Roman" w:eastAsia="Times New Roman" w:hAnsi="Times New Roman"/>
-                <w:sz w:val="26"/>
-                <w:szCs w:val="26"/>
-              </w:rPr>
-            </w:pPr>
-          </w:p>
-        </w:tc>
-        <w:tc>
-          <w:tcPr>
-            <w:tcW w:w="2241" w:type="dxa"/>
-          </w:tcPr>
-          <w:p>
-            <w:pPr>
-              <w:spacing w:after="0" w:line="276" w:lineRule="auto"/>
-              <w:ind w:left="1" w:hanging="3"/>
-              <w:jc w:val="center"/>
-              <w:rPr>
-                <w:rFonts w:ascii="Times New Roman" w:eastAsia="Times New Roman" w:hAnsi="Times New Roman"/>
-                <w:sz w:val="26"/>
-                <w:szCs w:val="26"/>
-              </w:rPr>
-            </w:pPr>
-            <w:r>
-              <w:rPr>
-                <w:rFonts w:ascii="Times New Roman" w:eastAsia="Times New Roman" w:hAnsi="Times New Roman"/>
-                <w:b/>
-                <w:sz w:val="26"/>
-                <w:szCs w:val="26"/>
-              </w:rPr>
-              <w:t>HIỆU TRƯỞNG</w:t>
-            </w:r>
-          </w:p>
-          <w:p>
-            <w:pPr>
-              <w:spacing w:after="0" w:line="276" w:lineRule="auto"/>
-              <w:ind w:left="1" w:hanging="3"/>
-              <w:jc w:val="center"/>
-              <w:rPr>
-                <w:rFonts w:ascii="Times New Roman" w:eastAsia="Times New Roman" w:hAnsi="Times New Roman"/>
-                <w:sz w:val="26"/>
-                <w:szCs w:val="26"/>
-              </w:rPr>
-            </w:pPr>
-          </w:p>
-          <w:p>
-            <w:pPr>
-              <w:spacing w:after="0" w:line="276" w:lineRule="auto"/>
-              <w:ind w:left="1" w:hanging="3"/>
-              <w:jc w:val="center"/>
-              <w:rPr>
-                <w:rFonts w:ascii="Times New Roman" w:eastAsia="Times New Roman" w:hAnsi="Times New Roman"/>
-                <w:sz w:val="26"/>
-                <w:szCs w:val="26"/>
-              </w:rPr>
-            </w:pPr>
-          </w:p>
-          <w:p>
-            <w:pPr>
-              <w:spacing w:after="0" w:line="276" w:lineRule="auto"/>
-              <w:ind w:left="1" w:hanging="3"/>
-              <w:jc w:val="center"/>
-              <w:rPr>
-                <w:rFonts w:ascii="Times New Roman" w:eastAsia="Times New Roman" w:hAnsi="Times New Roman"/>
-                <w:sz w:val="26"/>
-                <w:szCs w:val="26"/>
-              </w:rPr>
-            </w:pPr>
-          </w:p>
-          <w:p>
-            <w:pPr>
-              <w:spacing w:after="0" w:line="276" w:lineRule="auto"/>
-              <w:ind w:left="1" w:hanging="3"/>
-              <w:jc w:val="center"/>
-              <w:rPr>
-                <w:rFonts w:ascii="Times New Roman" w:eastAsia="Times New Roman" w:hAnsi="Times New Roman"/>
-                <w:sz w:val="26"/>
-                <w:szCs w:val="26"/>
-              </w:rPr>
-            </w:pPr>
-          </w:p>
-          <w:p>
-            <w:pPr>
-              <w:spacing w:after="0" w:line="276" w:lineRule="auto"/>
-              <w:ind w:left="1" w:hanging="3"/>
-              <w:jc w:val="center"/>
-              <w:rPr>
-                <w:rFonts w:ascii="Times New Roman" w:eastAsia="Times New Roman" w:hAnsi="Times New Roman"/>
-                <w:sz w:val="26"/>
-                <w:szCs w:val="26"/>
-              </w:rPr>
-            </w:pPr>
-          </w:p>
-        </w:tc>
-        <w:tc>
-          <w:tcPr>
-            <w:tcW w:w="1833" w:type="dxa"/>
-            <w:vAlign w:val="center"/>
-          </w:tcPr>
-          <w:p>
-            <w:pPr>
-              <w:spacing w:after="0" w:line="276" w:lineRule="auto"/>
-              <w:ind w:left="1" w:hanging="3"/>
-              <w:jc w:val="center"/>
-              <w:rPr>
-                <w:rFonts w:ascii="Times New Roman" w:eastAsia="Times New Roman" w:hAnsi="Times New Roman"/>
-                <w:sz w:val="26"/>
-                <w:szCs w:val="26"/>
-              </w:rPr>
-            </w:pPr>
-          </w:p>
-        </w:tc>
-      </w:tr>
-    </w:tbl>
-    <w:p>
-      <w:pPr>
-        <w:spacing w:after="0" w:line="276" w:lineRule="auto"/>
-        <w:rPr>
-          <w:rFonts w:ascii="Times New Roman" w:eastAsia="Times New Roman" w:hAnsi="Times New Roman"/>
-          <w:sz w:val="26"/>
-          <w:szCs w:val="26"/>
-        </w:rPr>
-      </w:pPr>
-    </w:p>
-    <w:p>
-      <w:pPr>
-        <w:rPr>
-          <w:rFonts w:ascii="Times New Roman" w:hAnsi="Times New Roman"/>
-          <w:sz w:val="26"/>
-          <w:szCs w:val="26"/>
-        </w:rPr>
-      </w:pPr>
-    </w:p>
-    <w:p>
-      <w:pPr>
-        <w:tabs>
-          <w:tab w:val="left" w:pos="5280"/>
-        </w:tabs>
-        <w:rPr>
-          <w:rFonts w:ascii="Times New Roman" w:hAnsi="Times New Roman"/>
-          <w:sz w:val="26"/>
-          <w:szCs w:val="26"/>
-          <w:lang w:val="vi-VN"/>
-        </w:rPr>
-      </w:pPr>
-      <w:r>
-        <w:rPr>
-          <w:rFonts w:ascii="Times New Roman" w:hAnsi="Times New Roman"/>
-          <w:sz w:val="26"/>
-          <w:szCs w:val="26"/>
-        </w:rPr>
-        <w:tab/>
-      </w:r>
+        <w:spacing w:before="0" w:after="0" w:line="20" w:lineRule="exact"/>
+        <w:rPr>
+          <w:sz w:val="2"/>
+          <w:szCs w:val="2"/>
+        </w:rPr>
+      </w:pPr>
     </w:p>
     <w:sectPr>
       <w:footerReference w:type="default" r:id="rId7"/>

--- a/docs/templates/mau_1a_chuan.docx
+++ b/docs/templates/mau_1a_chuan.docx
@@ -19,48 +19,56 @@
     </w:p>
     <w:tbl>
       <w:tblPr>
-        <w:tblW w:w="9072" w:type="dxa"/>
-        <w:tblInd w:w="0" w:type="dxa"/>
+        <w:tblW w:w="9900" w:type="dxa"/>
+        <w:tblInd w:w="-342" w:type="dxa"/>
         <w:tblLayout w:type="fixed"/>
         <w:tblLook w:val="04A0" w:firstRow="1" w:lastRow="0" w:firstColumn="1" w:lastColumn="0" w:noHBand="0" w:noVBand="1"/>
       </w:tblPr>
       <w:tblGrid>
-        <w:gridCol w:w="3700"/>
-        <w:gridCol w:w="5372"/>
+        <w:gridCol w:w="4230"/>
+        <w:gridCol w:w="5670"/>
       </w:tblGrid>
       <w:tr>
         <w:trPr>
-          <w:trHeight w:val="1600"/>
+          <w:trHeight w:val="1732"/>
         </w:trPr>
         <w:tc>
           <w:tcPr>
-            <w:tcW w:w="3700" w:type="dxa"/>
+            <w:tcW w:w="4230" w:type="dxa"/>
+            <w:tcMar>
+              <w:left w:w="0" w:type="dxa"/>
+              <w:right w:w="0" w:type="dxa"/>
+            </w:tcMar>
           </w:tcPr>
           <w:p>
             <w:pPr>
-              <w:spacing w:line="240" w:lineRule="auto" w:after="40"/>
+              <w:pStyle w:val="BodyText"/>
+              <w:spacing w:line="276" w:lineRule="auto"/>
               <w:jc w:val="center"/>
               <w:rPr>
-                <w:rFonts w:ascii="Times New Roman" w:hAnsi="Times New Roman"/>
-                <w:sz w:val="24"/>
-                <w:szCs w:val="24"/>
+                <w:b/>
+                <w:sz w:val="26"/>
+                <w:szCs w:val="26"/>
               </w:rPr>
             </w:pPr>
             <w:r>
               <w:rPr>
-                <w:rFonts w:ascii="Times New Roman" w:hAnsi="Times New Roman"/>
-                <w:sz w:val="24"/>
-                <w:szCs w:val="24"/>
+                <w:sz w:val="26"/>
+                <w:szCs w:val="26"/>
               </w:rPr>
               <w:t>TRƯỜNG ĐH Y DƯỢC CẦN THƠ</w:t>
             </w:r>
           </w:p>
           <w:p>
             <w:pPr>
-              <w:spacing w:line="240" w:lineRule="auto" w:after="40"/>
+              <w:pStyle w:val="BodyText"/>
+              <w:tabs>
+                <w:tab w:val="left" w:pos="630"/>
+              </w:tabs>
+              <w:spacing w:line="276" w:lineRule="auto"/>
+              <w:ind w:left="-120" w:right="-120"/>
               <w:jc w:val="center"/>
               <w:rPr>
-                <w:rFonts w:ascii="Times New Roman" w:hAnsi="Times New Roman"/>
                 <w:b/>
                 <w:sz w:val="24"/>
                 <w:szCs w:val="24"/>
@@ -68,8 +76,9 @@
             </w:pPr>
             <w:r>
               <w:rPr>
-                <w:rFonts w:ascii="Times New Roman" w:hAnsi="Times New Roman"/>
+                <w:rFonts w:ascii="Times New Roman" w:eastAsia="Times New Roman" w:hAnsi="Times New Roman" w:cs="Times New Roman"/>
                 <w:b/>
+                <w:bCs/>
                 <w:sz w:val="24"/>
                 <w:szCs w:val="24"/>
               </w:rPr>
@@ -78,111 +87,171 @@
           </w:p>
           <w:p>
             <w:pPr>
-              <w:spacing w:line="160" w:lineRule="auto" w:after="60"/>
+              <w:pStyle w:val="BodyText"/>
+              <w:tabs>
+                <w:tab w:val="left" w:pos="630"/>
+              </w:tabs>
+              <w:spacing w:line="276" w:lineRule="auto"/>
               <w:jc w:val="center"/>
+              <w:rPr>
+                <w:b/>
+                <w:sz w:val="26"/>
+                <w:szCs w:val="26"/>
+              </w:rPr>
             </w:pPr>
             <w:r>
               <w:rPr>
-                <w:rFonts w:ascii="Times New Roman" w:hAnsi="Times New Roman"/>
-                <w:sz w:val="18"/>
-              </w:rPr>
-              <w:t>————————</w:t>
+                <w:b/>
+                <w:noProof/>
+                <w:sz w:val="26"/>
+                <w:szCs w:val="26"/>
+              </w:rPr>
+              <w:pict w14:anchorId="651131F9">
+                <v:shapetype id="_x0000_t32" coordsize="21600,21600" o:spt="32" o:oned="t" path="m,l21600,21600e" filled="f">
+                  <v:path arrowok="t" fillok="f" o:connecttype="none"/>
+                  <o:lock v:ext="edit" shapetype="t"/>
+                </v:shapetype>
+                <v:shape id="_x0000_s1028" type="#_x0000_t32" style="position:absolute;left:0;text-align:left;margin-left:75.3pt;margin-top:4.5pt;width:60.75pt;height:.05pt;z-index:251658240" o:connectortype="straight"/>
+              </w:pict>
             </w:r>
           </w:p>
           <w:p>
             <w:pPr>
-              <w:spacing w:line="240" w:lineRule="auto"/>
+              <w:pStyle w:val="BodyText"/>
+              <w:spacing w:line="276" w:lineRule="auto"/>
               <w:jc w:val="center"/>
               <w:rPr>
-                <w:rFonts w:ascii="Times New Roman" w:hAnsi="Times New Roman"/>
-                <w:sz w:val="24"/>
-                <w:szCs w:val="24"/>
+                <w:sz w:val="26"/>
+                <w:szCs w:val="26"/>
               </w:rPr>
             </w:pPr>
             <w:r>
               <w:rPr>
-                <w:rFonts w:ascii="Times New Roman" w:hAnsi="Times New Roman"/>
-                <w:sz w:val="24"/>
-                <w:szCs w:val="24"/>
+                <w:rFonts w:ascii="Times New Roman" w:eastAsia="Times New Roman" w:hAnsi="Times New Roman" w:cs="Times New Roman"/>
+                <w:sz w:val="26"/>
+                <w:szCs w:val="26"/>
               </w:rPr>
               <w:t>Số: {so_to_trinh}</w:t>
             </w:r>
+          </w:p>
+          <w:p>
+            <w:pPr>
+              <w:pStyle w:val="BodyText"/>
+              <w:tabs>
+                <w:tab w:val="left" w:pos="630"/>
+              </w:tabs>
+              <w:spacing w:line="276" w:lineRule="auto"/>
+              <w:jc w:val="center"/>
+              <w:rPr>
+                <w:b/>
+                <w:sz w:val="24"/>
+                <w:szCs w:val="26"/>
+              </w:rPr>
+            </w:pPr>
           </w:p>
         </w:tc>
         <w:tc>
           <w:tcPr>
-            <w:tcW w:w="5372" w:type="dxa"/>
+            <w:tcW w:w="5670" w:type="dxa"/>
           </w:tcPr>
           <w:p>
             <w:pPr>
-              <w:spacing w:line="240" w:lineRule="auto" w:after="40"/>
+              <w:pStyle w:val="BodyText"/>
+              <w:tabs>
+                <w:tab w:val="left" w:pos="630"/>
+              </w:tabs>
+              <w:spacing w:line="276" w:lineRule="auto"/>
               <w:jc w:val="center"/>
               <w:rPr>
-                <w:rFonts w:ascii="Times New Roman" w:hAnsi="Times New Roman"/>
                 <w:b/>
-                <w:sz w:val="24"/>
-                <w:szCs w:val="24"/>
+                <w:sz w:val="26"/>
+                <w:szCs w:val="26"/>
               </w:rPr>
             </w:pPr>
             <w:r>
               <w:rPr>
-                <w:rFonts w:ascii="Times New Roman" w:hAnsi="Times New Roman"/>
                 <w:b/>
-                <w:sz w:val="24"/>
-                <w:szCs w:val="24"/>
+                <w:sz w:val="26"/>
+                <w:szCs w:val="26"/>
               </w:rPr>
               <w:t>CỘNG HÒA XÃ HỘI CHỦ NGHĨA VIỆT NAM</w:t>
             </w:r>
           </w:p>
           <w:p>
             <w:pPr>
-              <w:spacing w:line="240" w:lineRule="auto" w:after="40"/>
+              <w:pStyle w:val="BodyText"/>
+              <w:tabs>
+                <w:tab w:val="left" w:pos="630"/>
+              </w:tabs>
+              <w:spacing w:line="276" w:lineRule="auto"/>
               <w:jc w:val="center"/>
               <w:rPr>
-                <w:rFonts w:ascii="Times New Roman" w:hAnsi="Times New Roman"/>
                 <w:b/>
-                <w:sz w:val="26"/>
-                <w:szCs w:val="26"/>
+                <w:szCs w:val="28"/>
               </w:rPr>
             </w:pPr>
             <w:r>
               <w:rPr>
-                <w:rFonts w:ascii="Times New Roman" w:hAnsi="Times New Roman"/>
                 <w:b/>
-                <w:sz w:val="26"/>
-                <w:szCs w:val="26"/>
-              </w:rPr>
-              <w:t>Độc lập – Tự do – Hạnh phúc</w:t>
+                <w:noProof/>
+                <w:szCs w:val="28"/>
+              </w:rPr>
+              <w:pict w14:anchorId="5FB71C29">
+                <v:shape id="_x0000_s1026" type="#_x0000_t32" style="position:absolute;left:0;text-align:left;margin-left:48.3pt;margin-top:16pt;width:176.25pt;height:0;z-index:251657216" o:connectortype="straight"/>
+              </w:pict>
+            </w:r>
+            <w:r>
+              <w:rPr>
+                <w:b/>
+                <w:szCs w:val="28"/>
+              </w:rPr>
+              <w:t xml:space="preserve">Độc lập – Tự do – Hạnh phúc</w:t>
             </w:r>
           </w:p>
           <w:p>
             <w:pPr>
-              <w:spacing w:line="160" w:lineRule="auto" w:after="60"/>
+              <w:pStyle w:val="BodyText"/>
+              <w:tabs>
+                <w:tab w:val="left" w:pos="630"/>
+              </w:tabs>
+              <w:spacing w:line="276" w:lineRule="auto"/>
               <w:jc w:val="center"/>
+              <w:rPr>
+                <w:b/>
+                <w:sz w:val="24"/>
+                <w:szCs w:val="26"/>
+              </w:rPr>
             </w:pPr>
-            <w:r>
-              <w:rPr>
-                <w:rFonts w:ascii="Times New Roman" w:hAnsi="Times New Roman"/>
-                <w:sz w:val="18"/>
-              </w:rPr>
-              <w:t>————————————</w:t>
-            </w:r>
           </w:p>
           <w:p>
             <w:pPr>
-              <w:spacing w:line="240" w:lineRule="auto"/>
+              <w:pStyle w:val="BodyText"/>
+              <w:tabs>
+                <w:tab w:val="left" w:pos="630"/>
+              </w:tabs>
+              <w:spacing w:line="276" w:lineRule="auto"/>
               <w:jc w:val="center"/>
               <w:rPr>
-                <w:rFonts w:ascii="Times New Roman" w:hAnsi="Times New Roman"/>
-                <w:i/>
+                <w:b/>
+                <w:sz w:val="24"/>
+                <w:szCs w:val="26"/>
+              </w:rPr>
+            </w:pPr>
+          </w:p>
+          <w:p>
+            <w:pPr>
+              <w:spacing w:line="276" w:lineRule="auto"/>
+              <w:jc w:val="center"/>
+              <w:rPr>
                 <w:sz w:val="26"/>
                 <w:szCs w:val="26"/>
               </w:rPr>
             </w:pPr>
             <w:r>
               <w:rPr>
-                <w:rFonts w:ascii="Times New Roman" w:hAnsi="Times New Roman"/>
+                <w:rFonts w:ascii="Times New Roman" w:eastAsia="Times New Roman" w:hAnsi="Times New Roman" w:cs="Times New Roman"/>
                 <w:i/>
+                <w:iCs/>
                 <w:sz w:val="26"/>
                 <w:szCs w:val="26"/>
               </w:rPr>
@@ -271,6 +340,7 @@
           <w:b/>
           <w:i/>
           <w:iCs/>
+          <w:color w:val="FF0000"/>
           <w:sz w:val="26"/>
           <w:szCs w:val="26"/>
         </w:rPr>
@@ -385,11 +455,11 @@
       </w:pPr>
       <w:r>
         <w:rPr>
-          <w:rFonts w:ascii="Times New Roman" w:hAnsi="Times New Roman"/>
-          <w:sz w:val="26"/>
-          <w:szCs w:val="26"/>
-        </w:rPr>
-        <w:t xml:space="preserve">{muc_dich}</w:t>
+          <w:rFonts w:ascii="Times New Roman" w:eastAsia="Times New Roman" w:hAnsi="Times New Roman" w:cs="Times New Roman"/>
+          <w:sz w:val="26"/>
+          <w:szCs w:val="26"/>
+        </w:rPr>
+        <w:t>{muc_dich}</w:t>
       </w:r>
     </w:p>
     <w:p>
@@ -479,8 +549,7 @@
           <w:szCs w:val="26"/>
           <w:lang w:eastAsia="vi-VN"/>
         </w:rPr>
-        <w:t xml:space="preserve">1. Nhu cầu cần sử dụng của đơn vị tiếp nhận chuyển giao:
-{nhu_cau_tiep_nhan}</w:t>
+        <w:t xml:space="preserve">1. Nhu cầu cần sử dụng của đơn vị tiếp nhận chuyển giao:</w:t>
       </w:r>
     </w:p>
     <w:p>
@@ -499,13 +568,11 @@
       </w:pPr>
       <w:r>
         <w:rPr>
-          <w:rFonts w:ascii="Times New Roman" w:hAnsi="Times New Roman"/>
-          <w:bCs/>
-          <w:sz w:val="26"/>
-          <w:szCs w:val="26"/>
-          <w:lang w:eastAsia="vi-VN"/>
-        </w:rPr>
-        <w:t xml:space="preserve"> </w:t>
+          <w:rFonts w:ascii="Times New Roman" w:eastAsia="Times New Roman" w:hAnsi="Times New Roman" w:cs="Times New Roman"/>
+          <w:sz w:val="26"/>
+          <w:szCs w:val="26"/>
+        </w:rPr>
+        <w:t>{nhu_cau_tiep_nhan}</w:t>
       </w:r>
     </w:p>
     <w:p>
@@ -530,8 +597,7 @@
           <w:szCs w:val="26"/>
           <w:lang w:eastAsia="vi-VN"/>
         </w:rPr>
-        <w:t xml:space="preserve">2. Đáp ứng thực hiện chuyển giao của cá nhân/ đơn vị có sản phẩm chuyển giao:
-{dap_ung_thuc_hien}</w:t>
+        <w:t xml:space="preserve">2. Đáp ứng thực hiện chuyển giao của cá nhân/ đơn vị có sản phẩm chuyển giao: </w:t>
       </w:r>
     </w:p>
     <w:p>
@@ -548,6 +614,14 @@
           <w:lang w:eastAsia="vi-VN"/>
         </w:rPr>
       </w:pPr>
+      <w:r>
+        <w:rPr>
+          <w:rFonts w:ascii="Times New Roman" w:eastAsia="Times New Roman" w:hAnsi="Times New Roman" w:cs="Times New Roman"/>
+          <w:sz w:val="26"/>
+          <w:szCs w:val="26"/>
+        </w:rPr>
+        <w:t>{dap_ung_thuc_hien}</w:t>
+      </w:r>
     </w:p>
     <w:p>
       <w:pPr>
@@ -565,14 +639,11 @@
       </w:pPr>
       <w:r>
         <w:rPr>
-          <w:rFonts w:ascii="Times New Roman" w:hAnsi="Times New Roman"/>
-          <w:bCs/>
-          <w:sz w:val="26"/>
-          <w:szCs w:val="26"/>
-          <w:lang w:eastAsia="vi-VN"/>
-        </w:rPr>
-        <w:t xml:space="preserve">3. Mục tiêu của chuyển giao:
-{muc_tieu}</w:t>
+          <w:rFonts w:ascii="Times New Roman" w:eastAsia="Times New Roman" w:hAnsi="Times New Roman" w:cs="Times New Roman"/>
+          <w:sz w:val="26"/>
+          <w:szCs w:val="26"/>
+        </w:rPr>
+        <w:t>3. Mục tiêu của chuyển giao:</w:t>
       </w:r>
     </w:p>
     <w:p>
@@ -589,6 +660,14 @@
           <w:lang w:eastAsia="vi-VN"/>
         </w:rPr>
       </w:pPr>
+      <w:r>
+        <w:rPr>
+          <w:rFonts w:ascii="Times New Roman" w:eastAsia="Times New Roman" w:hAnsi="Times New Roman" w:cs="Times New Roman"/>
+          <w:sz w:val="26"/>
+          <w:szCs w:val="26"/>
+        </w:rPr>
+        <w:t>{muc_tieu}</w:t>
+      </w:r>
     </w:p>
     <w:p>
       <w:pPr>
@@ -606,14 +685,11 @@
       </w:pPr>
       <w:r>
         <w:rPr>
-          <w:rFonts w:ascii="Times New Roman" w:hAnsi="Times New Roman"/>
-          <w:bCs/>
-          <w:sz w:val="26"/>
-          <w:szCs w:val="26"/>
-          <w:lang w:eastAsia="vi-VN"/>
-        </w:rPr>
-        <w:t xml:space="preserve">4. Đối tượng chuyển giao:
-{doi_tuong}</w:t>
+          <w:rFonts w:ascii="Times New Roman" w:eastAsia="Times New Roman" w:hAnsi="Times New Roman" w:cs="Times New Roman"/>
+          <w:sz w:val="26"/>
+          <w:szCs w:val="26"/>
+        </w:rPr>
+        <w:t>4. Đối tượng chuyển giao:</w:t>
       </w:r>
     </w:p>
     <w:p>
@@ -630,6 +706,14 @@
           <w:lang w:eastAsia="vi-VN"/>
         </w:rPr>
       </w:pPr>
+      <w:r>
+        <w:rPr>
+          <w:rFonts w:ascii="Times New Roman" w:eastAsia="Times New Roman" w:hAnsi="Times New Roman" w:cs="Times New Roman"/>
+          <w:sz w:val="26"/>
+          <w:szCs w:val="26"/>
+        </w:rPr>
+        <w:t>{doi_tuong}</w:t>
+      </w:r>
     </w:p>
     <w:p>
       <w:pPr>
@@ -647,14 +731,11 @@
       </w:pPr>
       <w:r>
         <w:rPr>
-          <w:rFonts w:ascii="Times New Roman" w:hAnsi="Times New Roman"/>
-          <w:bCs/>
-          <w:sz w:val="26"/>
-          <w:szCs w:val="26"/>
-          <w:lang w:eastAsia="vi-VN"/>
-        </w:rPr>
-        <w:t xml:space="preserve">5. Phương thức chuyển giao:
-{phuong_thuc}</w:t>
+          <w:rFonts w:ascii="Times New Roman" w:eastAsia="Times New Roman" w:hAnsi="Times New Roman" w:cs="Times New Roman"/>
+          <w:sz w:val="26"/>
+          <w:szCs w:val="26"/>
+        </w:rPr>
+        <w:t>5. Phương thức chuyển giao:</w:t>
       </w:r>
     </w:p>
     <w:p>
@@ -671,6 +752,14 @@
           <w:lang w:eastAsia="vi-VN"/>
         </w:rPr>
       </w:pPr>
+      <w:r>
+        <w:rPr>
+          <w:rFonts w:ascii="Times New Roman" w:eastAsia="Times New Roman" w:hAnsi="Times New Roman" w:cs="Times New Roman"/>
+          <w:sz w:val="26"/>
+          <w:szCs w:val="26"/>
+        </w:rPr>
+        <w:t>{phuong_thuc}</w:t>
+      </w:r>
     </w:p>
     <w:p>
       <w:pPr>
@@ -688,13 +777,11 @@
       </w:pPr>
       <w:r>
         <w:rPr>
-          <w:rFonts w:ascii="Times New Roman" w:hAnsi="Times New Roman"/>
-          <w:bCs/>
-          <w:sz w:val="26"/>
-          <w:szCs w:val="26"/>
-          <w:lang w:eastAsia="vi-VN"/>
-        </w:rPr>
-        <w:t xml:space="preserve">6. Hình thức chuyển giao: {hinh_thuc}</w:t>
+          <w:rFonts w:ascii="Times New Roman" w:eastAsia="Times New Roman" w:hAnsi="Times New Roman" w:cs="Times New Roman"/>
+          <w:sz w:val="26"/>
+          <w:szCs w:val="26"/>
+        </w:rPr>
+        <w:t>6. Hình thức chuyển giao: {hinh_thuc}</w:t>
       </w:r>
     </w:p>
     <w:p>
@@ -711,31 +798,13 @@
           <w:lang w:eastAsia="vi-VN"/>
         </w:rPr>
       </w:pPr>
-    </w:p>
-    <w:p>
-      <w:pPr>
-        <w:pStyle w:val="ListParagraph"/>
-        <w:spacing w:line="276" w:lineRule="auto"/>
-        <w:ind w:left="0"/>
-        <w:jc w:val="both"/>
-        <w:rPr>
-          <w:rFonts w:ascii="Times New Roman" w:hAnsi="Times New Roman"/>
-          <w:bCs/>
-          <w:sz w:val="26"/>
-          <w:szCs w:val="26"/>
-          <w:lang w:eastAsia="vi-VN"/>
-        </w:rPr>
-      </w:pPr>
       <w:r>
         <w:rPr>
-          <w:rFonts w:ascii="Times New Roman" w:hAnsi="Times New Roman"/>
-          <w:bCs/>
-          <w:sz w:val="26"/>
-          <w:szCs w:val="26"/>
-          <w:lang w:eastAsia="vi-VN"/>
-        </w:rPr>
-        <w:t xml:space="preserve">7. Quyền chuyển giao cụ thể đối với sản phẩm tri thức:
-{quyen_chuyen_giao}</w:t>
+          <w:rFonts w:ascii="Times New Roman" w:eastAsia="Times New Roman" w:hAnsi="Times New Roman" w:cs="Times New Roman"/>
+          <w:sz w:val="26"/>
+          <w:szCs w:val="26"/>
+        </w:rPr>
+        <w:t>7. Quyền chuyển giao cụ thể đối với sản phẩm tri thức:</w:t>
       </w:r>
     </w:p>
     <w:p>
@@ -750,12 +819,18 @@
         <w:jc w:val="both"/>
         <w:rPr>
           <w:rFonts w:ascii="Times New Roman" w:hAnsi="Times New Roman"/>
-          <w:b/>
-          <w:bCs/>
-          <w:sz w:val="26"/>
-          <w:szCs w:val="26"/>
-        </w:rPr>
-      </w:pPr>
+          <w:sz w:val="26"/>
+          <w:szCs w:val="26"/>
+        </w:rPr>
+      </w:pPr>
+      <w:r>
+        <w:rPr>
+          <w:rFonts w:ascii="Times New Roman" w:eastAsia="Times New Roman" w:hAnsi="Times New Roman" w:cs="Times New Roman"/>
+          <w:sz w:val="26"/>
+          <w:szCs w:val="26"/>
+        </w:rPr>
+        <w:t>{quyen_chuyen_giao}</w:t>
+      </w:r>
     </w:p>
     <w:p>
       <w:pPr>
@@ -769,22 +844,28 @@
         <w:jc w:val="both"/>
         <w:rPr>
           <w:rFonts w:ascii="Times New Roman" w:hAnsi="Times New Roman"/>
+          <w:sz w:val="26"/>
+          <w:szCs w:val="26"/>
+          <w:lang w:val="vi-VN"/>
+        </w:rPr>
+      </w:pPr>
+      <w:r>
+        <w:rPr>
+          <w:rFonts w:ascii="Times New Roman" w:eastAsia="Times New Roman" w:hAnsi="Times New Roman" w:cs="Times New Roman"/>
           <w:b/>
           <w:bCs/>
           <w:sz w:val="26"/>
           <w:szCs w:val="26"/>
-          <w:lang w:val="vi-VN"/>
-        </w:rPr>
-      </w:pPr>
+        </w:rPr>
+        <w:t xml:space="preserve">III. Thời gian chuyển giao: </w:t>
+      </w:r>
       <w:r>
         <w:rPr>
-          <w:rFonts w:ascii="Times New Roman" w:hAnsi="Times New Roman"/>
-          <w:b/>
-          <w:bCs/>
-          <w:sz w:val="26"/>
-          <w:szCs w:val="26"/>
-        </w:rPr>
-        <w:t xml:space="preserve">III. Thời gian chuyển giao (dự kiến): {thoi_gian}</w:t>
+          <w:rFonts w:ascii="Times New Roman" w:eastAsia="Times New Roman" w:hAnsi="Times New Roman" w:cs="Times New Roman"/>
+          <w:sz w:val="26"/>
+          <w:szCs w:val="26"/>
+        </w:rPr>
+        <w:t>{thoi_gian}</w:t>
       </w:r>
     </w:p>
     <w:p>
@@ -799,13 +880,74 @@
         <w:jc w:val="both"/>
         <w:rPr>
           <w:rFonts w:ascii="Times New Roman" w:hAnsi="Times New Roman"/>
+          <w:sz w:val="26"/>
+          <w:szCs w:val="26"/>
+        </w:rPr>
+      </w:pPr>
+      <w:r>
+        <w:rPr>
+          <w:rFonts w:ascii="Times New Roman" w:eastAsia="Times New Roman" w:hAnsi="Times New Roman" w:cs="Times New Roman"/>
           <w:b/>
           <w:bCs/>
           <w:sz w:val="26"/>
           <w:szCs w:val="26"/>
+        </w:rPr>
+        <w:t xml:space="preserve">IV. Địa điểm chuyển giao: </w:t>
+      </w:r>
+      <w:r>
+        <w:rPr>
+          <w:rFonts w:ascii="Times New Roman" w:eastAsia="Times New Roman" w:hAnsi="Times New Roman" w:cs="Times New Roman"/>
+          <w:sz w:val="26"/>
+          <w:szCs w:val="26"/>
+        </w:rPr>
+        <w:t>{dia_diem}</w:t>
+      </w:r>
+    </w:p>
+    <w:p>
+      <w:pPr>
+        <w:pStyle w:val="ListParagraph"/>
+        <w:spacing w:after="120" w:line="360" w:lineRule="auto"/>
+        <w:ind w:left="0"/>
+        <w:jc w:val="both"/>
+        <w:rPr>
+          <w:rFonts w:ascii="Times New Roman" w:hAnsi="Times New Roman"/>
+          <w:sz w:val="26"/>
+          <w:szCs w:val="26"/>
           <w:lang w:val="vi-VN"/>
         </w:rPr>
       </w:pPr>
+      <w:r>
+        <w:rPr>
+          <w:rFonts w:ascii="Times New Roman" w:eastAsia="Times New Roman" w:hAnsi="Times New Roman" w:cs="Times New Roman"/>
+          <w:b/>
+          <w:bCs/>
+          <w:sz w:val="26"/>
+          <w:szCs w:val="26"/>
+        </w:rPr>
+        <w:t>V. Thành phần tham dự:</w:t>
+      </w:r>
+    </w:p>
+    <w:p>
+      <w:pPr>
+        <w:pStyle w:val="ListParagraph"/>
+        <w:spacing w:after="120" w:line="360" w:lineRule="auto"/>
+        <w:ind w:left="0" w:firstLine="567"/>
+        <w:jc w:val="both"/>
+        <w:rPr>
+          <w:rFonts w:ascii="Times New Roman" w:hAnsi="Times New Roman"/>
+          <w:sz w:val="26"/>
+          <w:szCs w:val="26"/>
+          <w:lang w:val="vi-VN"/>
+        </w:rPr>
+      </w:pPr>
+      <w:r>
+        <w:rPr>
+          <w:rFonts w:ascii="Times New Roman" w:eastAsia="Times New Roman" w:hAnsi="Times New Roman" w:cs="Times New Roman"/>
+          <w:sz w:val="26"/>
+          <w:szCs w:val="26"/>
+        </w:rPr>
+        <w:t>{thanh_phan}</w:t>
+      </w:r>
     </w:p>
     <w:p>
       <w:pPr>
@@ -819,112 +961,32 @@
         <w:jc w:val="both"/>
         <w:rPr>
           <w:rFonts w:ascii="Times New Roman" w:hAnsi="Times New Roman"/>
+          <w:sz w:val="26"/>
+          <w:szCs w:val="26"/>
+          <w:lang w:val="vi-VN"/>
+        </w:rPr>
+      </w:pPr>
+      <w:r>
+        <w:rPr>
+          <w:rFonts w:ascii="Times New Roman" w:eastAsia="Times New Roman" w:hAnsi="Times New Roman" w:cs="Times New Roman"/>
           <w:b/>
           <w:bCs/>
           <w:sz w:val="26"/>
           <w:szCs w:val="26"/>
         </w:rPr>
-      </w:pPr>
+        <w:t xml:space="preserve">VI. Kinh phí tổ chức: </w:t>
+      </w:r>
       <w:r>
         <w:rPr>
-          <w:rFonts w:ascii="Times New Roman" w:hAnsi="Times New Roman"/>
-          <w:b/>
-          <w:bCs/>
-          <w:sz w:val="26"/>
-          <w:szCs w:val="26"/>
-        </w:rPr>
-        <w:t xml:space="preserve">IV. Địa điểm chuyển giao: {dia_diem}</w:t>
+          <w:rFonts w:ascii="Times New Roman" w:eastAsia="Times New Roman" w:hAnsi="Times New Roman" w:cs="Times New Roman"/>
+          <w:sz w:val="26"/>
+          <w:szCs w:val="26"/>
+        </w:rPr>
+        <w:t>{kinh_phi}</w:t>
       </w:r>
     </w:p>
     <w:p>
       <w:pPr>
-        <w:pStyle w:val="ListParagraph"/>
-        <w:tabs>
-          <w:tab w:val="left" w:pos="720"/>
-          <w:tab w:val="left" w:pos="900"/>
-        </w:tabs>
-        <w:spacing w:after="120" w:line="360" w:lineRule="auto"/>
-        <w:ind w:left="0"/>
-        <w:jc w:val="both"/>
-        <w:rPr>
-          <w:rFonts w:ascii="Times New Roman" w:hAnsi="Times New Roman"/>
-          <w:b/>
-          <w:bCs/>
-          <w:sz w:val="26"/>
-          <w:szCs w:val="26"/>
-          <w:lang w:val="vi-VN"/>
-        </w:rPr>
-      </w:pPr>
-    </w:p>
-    <w:p>
-      <w:pPr>
-        <w:pStyle w:val="ListParagraph"/>
-        <w:spacing w:after="120" w:line="360" w:lineRule="auto"/>
-        <w:ind w:left="0"/>
-        <w:jc w:val="both"/>
-        <w:rPr>
-          <w:rFonts w:ascii="Times New Roman" w:hAnsi="Times New Roman"/>
-          <w:sz w:val="26"/>
-          <w:szCs w:val="26"/>
-          <w:lang w:val="vi-VN"/>
-        </w:rPr>
-      </w:pPr>
-      <w:r>
-        <w:rPr>
-          <w:rFonts w:ascii="Times New Roman" w:hAnsi="Times New Roman"/>
-          <w:b/>
-          <w:bCs/>
-          <w:sz w:val="26"/>
-          <w:szCs w:val="26"/>
-        </w:rPr>
-        <w:t xml:space="preserve">V. Thành phần tham dự:
-{thanh_phan}</w:t>
-      </w:r>
-    </w:p>
-    <w:p>
-      <w:pPr>
-        <w:pStyle w:val="ListParagraph"/>
-        <w:spacing w:after="120" w:line="360" w:lineRule="auto"/>
-        <w:ind w:left="0" w:firstLine="567"/>
-        <w:jc w:val="both"/>
-        <w:rPr>
-          <w:rFonts w:ascii="Times New Roman" w:hAnsi="Times New Roman"/>
-          <w:sz w:val="26"/>
-          <w:szCs w:val="26"/>
-          <w:lang w:val="vi-VN"/>
-        </w:rPr>
-      </w:pPr>
-    </w:p>
-    <w:p>
-      <w:pPr>
-        <w:pStyle w:val="ListParagraph"/>
-        <w:tabs>
-          <w:tab w:val="left" w:pos="720"/>
-          <w:tab w:val="left" w:pos="900"/>
-        </w:tabs>
-        <w:spacing w:after="120" w:line="360" w:lineRule="auto"/>
-        <w:ind w:left="0"/>
-        <w:jc w:val="both"/>
-        <w:rPr>
-          <w:rFonts w:ascii="Times New Roman" w:hAnsi="Times New Roman"/>
-          <w:sz w:val="26"/>
-          <w:szCs w:val="26"/>
-          <w:lang w:val="vi-VN"/>
-        </w:rPr>
-      </w:pPr>
-      <w:r>
-        <w:rPr>
-          <w:rFonts w:ascii="Times New Roman" w:hAnsi="Times New Roman"/>
-          <w:b/>
-          <w:bCs/>
-          <w:sz w:val="26"/>
-          <w:szCs w:val="26"/>
-        </w:rPr>
-        <w:t xml:space="preserve">VI. Kinh phí tổ chức: {kinh_phi}</w:t>
-      </w:r>
-    </w:p>
-    <w:p>
-      <w:pPr>
         <w:spacing w:after="120" w:line="360" w:lineRule="auto"/>
         <w:rPr>
           <w:rFonts w:ascii="Times New Roman" w:hAnsi="Times New Roman"/>
@@ -957,7 +1019,7 @@
           <w:szCs w:val="26"/>
           <w:lang w:val="vi-VN"/>
         </w:rPr>
-        <w:t xml:space="preserve">xem xét và phê duyệt.</w:t>
+        <w:t>xem xét và phê duyệt.</w:t>
       </w:r>
     </w:p>
     <w:p>
@@ -992,500 +1054,907 @@
     </w:p>
     <w:tbl>
       <w:tblPr>
-        <w:tblW w:w="9072" w:type="dxa"/>
-        <w:tblInd w:w="0" w:type="dxa"/>
+        <w:tblW w:w="8840" w:type="dxa"/>
+        <w:tblInd w:w="-108" w:type="dxa"/>
         <w:tblLayout w:type="fixed"/>
-        <w:tblLook w:val="0000"/>
+        <w:tblLook w:val="0000" w:firstRow="0" w:lastRow="0" w:firstColumn="0" w:lastColumn="0" w:noHBand="0" w:noVBand="0"/>
       </w:tblPr>
       <w:tblGrid>
-        <w:gridCol w:w="4200"/>
-        <w:gridCol w:w="672"/>
-        <w:gridCol w:w="4200"/>
+        <w:gridCol w:w="3096"/>
+        <w:gridCol w:w="2363"/>
+        <w:gridCol w:w="3381"/>
       </w:tblGrid>
-      <!-- Hàng 1: Trưởng đơn vị & Chủ nhiệm đề tài -->
       <w:tr>
         <w:trPr>
-          <w:cantSplit/>
+          <w:trHeight w:val="305"/>
         </w:trPr>
         <w:tc>
           <w:tcPr>
-            <w:tcW w:w="4200" w:type="dxa"/>
+            <w:tcW w:w="3096" w:type="dxa"/>
           </w:tcPr>
           <w:p>
             <w:pPr>
-              <w:spacing w:line="240" w:lineRule="auto" w:after="20"/>
+              <w:spacing w:after="0" w:line="276" w:lineRule="auto"/>
+              <w:ind w:left="1" w:hanging="3"/>
               <w:jc w:val="center"/>
               <w:rPr>
-                <w:rFonts w:ascii="Times New Roman" w:hAnsi="Times New Roman"/>
+                <w:rFonts w:ascii="Times New Roman" w:eastAsia="Times New Roman" w:hAnsi="Times New Roman"/>
                 <w:b/>
-                <w:sz w:val="24"/>
-                <w:szCs w:val="24"/>
+                <w:sz w:val="26"/>
+                <w:szCs w:val="26"/>
               </w:rPr>
             </w:pPr>
             <w:r>
               <w:rPr>
-                <w:rFonts w:ascii="Times New Roman" w:hAnsi="Times New Roman"/>
+                <w:rFonts w:ascii="Times New Roman" w:eastAsia="Times New Roman" w:hAnsi="Times New Roman"/>
                 <w:b/>
-                <w:sz w:val="24"/>
-                <w:szCs w:val="24"/>
-              </w:rPr>
-              <w:t>TRƯỞNG ĐƠN VỊ</w:t>
-            </w:r>
-          </w:p>
-          <w:p>
-            <w:pPr>
-              <w:spacing w:line="240" w:lineRule="auto" w:after="400"/>
-              <w:jc w:val="center"/>
-              <w:rPr>
-                <w:rFonts w:ascii="Times New Roman" w:hAnsi="Times New Roman"/>
-                <w:i/>
-                <w:sz w:val="22"/>
-                <w:szCs w:val="22"/>
-              </w:rPr>
-            </w:pPr>
-            <w:r>
-              <w:rPr>
-                <w:rFonts w:ascii="Times New Roman" w:hAnsi="Times New Roman"/>
-                <w:i/>
-                <w:sz w:val="22"/>
-                <w:szCs w:val="22"/>
-              </w:rPr>
-              <w:t>(Ký, ghi rõ họ tên)</w:t>
-            </w:r>
-          </w:p>
-          <w:p>
-            <w:pPr>
-              <w:spacing w:line="240" w:lineRule="auto" w:after="80"/>
-              <w:jc w:val="center"/>
-              <w:rPr>
-                <w:rFonts w:ascii="Times New Roman" w:hAnsi="Times New Roman"/>
-                <w:b/>
-                <w:sz w:val="24"/>
-                <w:szCs w:val="24"/>
-              </w:rPr>
-            </w:pPr>
-            <w:r>
-              <w:rPr>
-                <w:rFonts w:ascii="Times New Roman" w:hAnsi="Times New Roman"/>
-                <w:b/>
-                <w:sz w:val="24"/>
-                <w:szCs w:val="24"/>
-              </w:rPr>
-              <w:t>{truong_don_vi}</w:t>
+                <w:sz w:val="26"/>
+                <w:szCs w:val="26"/>
+              </w:rPr>
+              <w:t xml:space="preserve">Trưởng đơn vị</w:t>
             </w:r>
           </w:p>
         </w:tc>
         <w:tc>
           <w:tcPr>
-            <w:tcW w:w="672" w:type="dxa"/>
+            <w:tcW w:w="2363" w:type="dxa"/>
           </w:tcPr>
           <w:p>
             <w:pPr>
-              <w:spacing w:after="0"/>
+              <w:spacing w:after="0" w:line="276" w:lineRule="auto"/>
+              <w:ind w:left="1" w:hanging="3"/>
+              <w:jc w:val="center"/>
+              <w:rPr>
+                <w:rFonts w:ascii="Times New Roman" w:eastAsia="Times New Roman" w:hAnsi="Times New Roman"/>
+                <w:b/>
+                <w:sz w:val="26"/>
+                <w:szCs w:val="26"/>
+              </w:rPr>
             </w:pPr>
           </w:p>
         </w:tc>
         <w:tc>
           <w:tcPr>
-            <w:tcW w:w="4200" w:type="dxa"/>
+            <w:tcW w:w="3381" w:type="dxa"/>
           </w:tcPr>
           <w:p>
             <w:pPr>
-              <w:spacing w:line="240" w:lineRule="auto" w:after="20"/>
+              <w:spacing w:after="0" w:line="276" w:lineRule="auto"/>
+              <w:ind w:left="1" w:hanging="3"/>
               <w:jc w:val="center"/>
               <w:rPr>
-                <w:rFonts w:ascii="Times New Roman" w:hAnsi="Times New Roman"/>
+                <w:rFonts w:ascii="Times New Roman" w:eastAsia="Times New Roman" w:hAnsi="Times New Roman"/>
                 <w:b/>
-                <w:sz w:val="24"/>
-                <w:szCs w:val="24"/>
+                <w:sz w:val="26"/>
+                <w:szCs w:val="26"/>
               </w:rPr>
             </w:pPr>
             <w:r>
               <w:rPr>
-                <w:rFonts w:ascii="Times New Roman" w:hAnsi="Times New Roman"/>
+                <w:rFonts w:ascii="Times New Roman" w:eastAsia="Times New Roman" w:hAnsi="Times New Roman"/>
                 <w:b/>
-                <w:sz w:val="24"/>
-                <w:szCs w:val="24"/>
-              </w:rPr>
-              <w:t>CÁ NHÂN/CHỦ NHIỆM ĐỀ TÀI</w:t>
-            </w:r>
-          </w:p>
-          <w:p>
-            <w:pPr>
-              <w:spacing w:line="240" w:lineRule="auto" w:after="400"/>
-              <w:jc w:val="center"/>
-              <w:rPr>
-                <w:rFonts w:ascii="Times New Roman" w:hAnsi="Times New Roman"/>
-                <w:i/>
-                <w:sz w:val="22"/>
-                <w:szCs w:val="22"/>
-              </w:rPr>
-            </w:pPr>
-            <w:r>
-              <w:rPr>
-                <w:rFonts w:ascii="Times New Roman" w:hAnsi="Times New Roman"/>
-                <w:i/>
-                <w:sz w:val="22"/>
-                <w:szCs w:val="22"/>
-              </w:rPr>
-              <w:t>(Ký, ghi rõ họ tên)</w:t>
-            </w:r>
-          </w:p>
-          <w:p>
-            <w:pPr>
-              <w:spacing w:line="240" w:lineRule="auto" w:after="80"/>
-              <w:jc w:val="center"/>
-              <w:rPr>
-                <w:rFonts w:ascii="Times New Roman" w:hAnsi="Times New Roman"/>
-                <w:b/>
-                <w:sz w:val="24"/>
-                <w:szCs w:val="24"/>
-              </w:rPr>
-            </w:pPr>
-            <w:r>
-              <w:rPr>
-                <w:rFonts w:ascii="Times New Roman" w:hAnsi="Times New Roman"/>
-                <w:b/>
-                <w:sz w:val="24"/>
-                <w:szCs w:val="24"/>
-              </w:rPr>
-              <w:t>{ho_ten}</w:t>
+                <w:sz w:val="26"/>
+                <w:szCs w:val="26"/>
+              </w:rPr>
+              <w:t xml:space="preserve">Cá nhân/Chủ nhiệm đề tài </w:t>
             </w:r>
           </w:p>
         </w:tc>
       </w:tr>
-      <!-- Hàng 2: Phòng KH&CN & Phòng TCKT -->
       <w:tr>
         <w:trPr>
-          <w:cantSplit/>
+          <w:trHeight w:val="305"/>
         </w:trPr>
         <w:tc>
           <w:tcPr>
-            <w:tcW w:w="4200" w:type="dxa"/>
+            <w:tcW w:w="3096" w:type="dxa"/>
           </w:tcPr>
           <w:p>
             <w:pPr>
-              <w:spacing w:line="240" w:lineRule="auto" w:before="120" w:after="20"/>
+              <w:spacing w:after="0" w:line="276" w:lineRule="auto"/>
+              <w:ind w:left="1" w:hanging="3"/>
+              <w:jc w:val="both"/>
+              <w:rPr>
+                <w:rFonts w:ascii="Times New Roman" w:eastAsia="Times New Roman" w:hAnsi="Times New Roman"/>
+                <w:sz w:val="26"/>
+                <w:szCs w:val="26"/>
+              </w:rPr>
+            </w:pPr>
+          </w:p>
+        </w:tc>
+        <w:tc>
+          <w:tcPr>
+            <w:tcW w:w="2363" w:type="dxa"/>
+          </w:tcPr>
+          <w:p>
+            <w:pPr>
+              <w:spacing w:after="0" w:line="276" w:lineRule="auto"/>
+              <w:ind w:left="1" w:hanging="3"/>
+              <w:jc w:val="both"/>
+              <w:rPr>
+                <w:rFonts w:ascii="Times New Roman" w:eastAsia="Times New Roman" w:hAnsi="Times New Roman"/>
+                <w:sz w:val="26"/>
+                <w:szCs w:val="26"/>
+              </w:rPr>
+            </w:pPr>
+          </w:p>
+        </w:tc>
+        <w:tc>
+          <w:tcPr>
+            <w:tcW w:w="3381" w:type="dxa"/>
+          </w:tcPr>
+          <w:p>
+            <w:pPr>
+              <w:spacing w:after="0" w:line="276" w:lineRule="auto"/>
+              <w:ind w:left="1" w:hanging="3"/>
+              <w:jc w:val="both"/>
+              <w:rPr>
+                <w:rFonts w:ascii="Times New Roman" w:eastAsia="Times New Roman" w:hAnsi="Times New Roman"/>
+                <w:sz w:val="26"/>
+                <w:szCs w:val="26"/>
+              </w:rPr>
+            </w:pPr>
+          </w:p>
+        </w:tc>
+      </w:tr>
+      <w:tr>
+        <w:trPr>
+          <w:trHeight w:val="305"/>
+        </w:trPr>
+        <w:tc>
+          <w:tcPr>
+            <w:tcW w:w="3096" w:type="dxa"/>
+          </w:tcPr>
+          <w:p>
+            <w:pPr>
+              <w:spacing w:after="0" w:line="276" w:lineRule="auto"/>
+              <w:ind w:left="1" w:hanging="3"/>
+              <w:jc w:val="both"/>
+              <w:rPr>
+                <w:rFonts w:ascii="Times New Roman" w:eastAsia="Times New Roman" w:hAnsi="Times New Roman"/>
+                <w:sz w:val="26"/>
+                <w:szCs w:val="26"/>
+              </w:rPr>
+            </w:pPr>
+          </w:p>
+        </w:tc>
+        <w:tc>
+          <w:tcPr>
+            <w:tcW w:w="2363" w:type="dxa"/>
+          </w:tcPr>
+          <w:p>
+            <w:pPr>
+              <w:spacing w:after="0" w:line="276" w:lineRule="auto"/>
+              <w:ind w:left="1" w:hanging="3"/>
+              <w:jc w:val="both"/>
+              <w:rPr>
+                <w:rFonts w:ascii="Times New Roman" w:eastAsia="Times New Roman" w:hAnsi="Times New Roman"/>
+                <w:sz w:val="26"/>
+                <w:szCs w:val="26"/>
+              </w:rPr>
+            </w:pPr>
+          </w:p>
+        </w:tc>
+        <w:tc>
+          <w:tcPr>
+            <w:tcW w:w="3381" w:type="dxa"/>
+          </w:tcPr>
+          <w:p>
+            <w:pPr>
+              <w:spacing w:after="0" w:line="276" w:lineRule="auto"/>
+              <w:ind w:left="1" w:hanging="3"/>
+              <w:jc w:val="both"/>
+              <w:rPr>
+                <w:rFonts w:ascii="Times New Roman" w:eastAsia="Times New Roman" w:hAnsi="Times New Roman"/>
+                <w:sz w:val="26"/>
+                <w:szCs w:val="26"/>
+              </w:rPr>
+            </w:pPr>
+          </w:p>
+        </w:tc>
+      </w:tr>
+      <w:tr>
+        <w:trPr>
+          <w:trHeight w:val="305"/>
+        </w:trPr>
+        <w:tc>
+          <w:tcPr>
+            <w:tcW w:w="3096" w:type="dxa"/>
+          </w:tcPr>
+          <w:p>
+            <w:pPr>
+              <w:spacing w:after="0" w:line="276" w:lineRule="auto"/>
+              <w:ind w:left="1" w:hanging="3"/>
+              <w:jc w:val="both"/>
+              <w:rPr>
+                <w:rFonts w:ascii="Times New Roman" w:eastAsia="Times New Roman" w:hAnsi="Times New Roman"/>
+                <w:sz w:val="26"/>
+                <w:szCs w:val="26"/>
+              </w:rPr>
+            </w:pPr>
+          </w:p>
+        </w:tc>
+        <w:tc>
+          <w:tcPr>
+            <w:tcW w:w="2363" w:type="dxa"/>
+          </w:tcPr>
+          <w:p>
+            <w:pPr>
+              <w:spacing w:after="0" w:line="276" w:lineRule="auto"/>
+              <w:ind w:left="1" w:hanging="3"/>
+              <w:jc w:val="both"/>
+              <w:rPr>
+                <w:rFonts w:ascii="Times New Roman" w:eastAsia="Times New Roman" w:hAnsi="Times New Roman"/>
+                <w:sz w:val="26"/>
+                <w:szCs w:val="26"/>
+              </w:rPr>
+            </w:pPr>
+          </w:p>
+        </w:tc>
+        <w:tc>
+          <w:tcPr>
+            <w:tcW w:w="3381" w:type="dxa"/>
+          </w:tcPr>
+          <w:p>
+            <w:pPr>
+              <w:spacing w:after="0" w:line="276" w:lineRule="auto"/>
+              <w:ind w:left="1" w:hanging="3"/>
+              <w:jc w:val="both"/>
+              <w:rPr>
+                <w:rFonts w:ascii="Times New Roman" w:eastAsia="Times New Roman" w:hAnsi="Times New Roman"/>
+                <w:sz w:val="26"/>
+                <w:szCs w:val="26"/>
+              </w:rPr>
+            </w:pPr>
+          </w:p>
+        </w:tc>
+      </w:tr>
+      <w:tr>
+        <w:trPr>
+          <w:trHeight w:val="305"/>
+        </w:trPr>
+        <w:tc>
+          <w:tcPr>
+            <w:tcW w:w="3096" w:type="dxa"/>
+          </w:tcPr>
+          <w:p>
+            <w:pPr>
+              <w:spacing w:after="0" w:line="276" w:lineRule="auto"/>
+              <w:ind w:left="1" w:hanging="3"/>
+              <w:jc w:val="both"/>
+              <w:rPr>
+                <w:rFonts w:ascii="Times New Roman" w:eastAsia="Times New Roman" w:hAnsi="Times New Roman"/>
+                <w:sz w:val="26"/>
+                <w:szCs w:val="26"/>
+              </w:rPr>
+            </w:pPr>
+          </w:p>
+        </w:tc>
+        <w:tc>
+          <w:tcPr>
+            <w:tcW w:w="2363" w:type="dxa"/>
+          </w:tcPr>
+          <w:p>
+            <w:pPr>
+              <w:spacing w:after="0" w:line="276" w:lineRule="auto"/>
+              <w:ind w:left="1" w:hanging="3"/>
+              <w:jc w:val="both"/>
+              <w:rPr>
+                <w:rFonts w:ascii="Times New Roman" w:eastAsia="Times New Roman" w:hAnsi="Times New Roman"/>
+                <w:sz w:val="26"/>
+                <w:szCs w:val="26"/>
+              </w:rPr>
+            </w:pPr>
+          </w:p>
+        </w:tc>
+        <w:tc>
+          <w:tcPr>
+            <w:tcW w:w="3381" w:type="dxa"/>
+          </w:tcPr>
+          <w:p>
+            <w:pPr>
+              <w:spacing w:after="0" w:line="276" w:lineRule="auto"/>
+              <w:ind w:left="1" w:hanging="3"/>
+              <w:jc w:val="both"/>
+              <w:rPr>
+                <w:rFonts w:ascii="Times New Roman" w:eastAsia="Times New Roman" w:hAnsi="Times New Roman"/>
+                <w:sz w:val="26"/>
+                <w:szCs w:val="26"/>
+              </w:rPr>
+            </w:pPr>
+          </w:p>
+        </w:tc>
+      </w:tr>
+      <w:tr>
+        <w:trPr>
+          <w:trHeight w:val="305"/>
+        </w:trPr>
+        <w:tc>
+          <w:tcPr>
+            <w:tcW w:w="3096" w:type="dxa"/>
+          </w:tcPr>
+          <w:p>
+            <w:pPr>
+              <w:spacing w:after="0" w:line="276" w:lineRule="auto"/>
+              <w:ind w:left="1" w:hanging="3"/>
               <w:jc w:val="center"/>
               <w:rPr>
-                <w:rFonts w:ascii="Times New Roman" w:hAnsi="Times New Roman"/>
-                <w:b/>
-                <w:sz w:val="24"/>
-                <w:szCs w:val="24"/>
+                <w:rFonts w:ascii="Times New Roman" w:eastAsia="Times New Roman" w:hAnsi="Times New Roman"/>
+                <w:sz w:val="26"/>
+                <w:szCs w:val="26"/>
               </w:rPr>
             </w:pPr>
             <w:r>
               <w:rPr>
-                <w:rFonts w:ascii="Times New Roman" w:hAnsi="Times New Roman"/>
+                <w:rFonts w:ascii="Times New Roman" w:eastAsia="Times New Roman" w:hAnsi="Times New Roman"/>
                 <w:b/>
-                <w:sz w:val="24"/>
-                <w:szCs w:val="24"/>
-              </w:rPr>
-              <w:t>PHÒNG KH&amp;CN</w:t>
-            </w:r>
-          </w:p>
-          <w:p>
-            <w:pPr>
-              <w:spacing w:line="240" w:lineRule="auto" w:after="400"/>
-              <w:jc w:val="center"/>
-              <w:rPr>
-                <w:rFonts w:ascii="Times New Roman" w:hAnsi="Times New Roman"/>
-                <w:i/>
-                <w:sz w:val="22"/>
-                <w:szCs w:val="22"/>
-              </w:rPr>
-            </w:pPr>
-            <w:r>
-              <w:rPr>
-                <w:rFonts w:ascii="Times New Roman" w:hAnsi="Times New Roman"/>
-                <w:i/>
-                <w:sz w:val="22"/>
-                <w:szCs w:val="22"/>
-              </w:rPr>
-              <w:t>(Ký, ghi rõ họ tên)</w:t>
-            </w:r>
-          </w:p>
-          <w:p>
-            <w:pPr>
-              <w:spacing w:line="240" w:lineRule="auto" w:after="80"/>
-              <w:jc w:val="center"/>
-              <w:rPr>
-                <w:rFonts w:ascii="Times New Roman" w:hAnsi="Times New Roman"/>
-                <w:sz w:val="22"/>
-              </w:rPr>
-            </w:pPr>
-            <w:r>
-              <w:rPr>
-                <w:rFonts w:ascii="Times New Roman" w:hAnsi="Times New Roman"/>
-                <w:sz w:val="22"/>
-              </w:rPr>
-              <w:t>........................................</w:t>
+                <w:sz w:val="26"/>
+                <w:szCs w:val="26"/>
+              </w:rPr>
+              <w:t>Phòng KH&amp;CN</w:t>
             </w:r>
           </w:p>
         </w:tc>
         <w:tc>
           <w:tcPr>
-            <w:tcW w:w="672" w:type="dxa"/>
+            <w:tcW w:w="2363" w:type="dxa"/>
           </w:tcPr>
           <w:p>
             <w:pPr>
-              <w:spacing w:after="0"/>
+              <w:spacing w:after="0" w:line="276" w:lineRule="auto"/>
+              <w:ind w:left="1" w:hanging="3"/>
+              <w:jc w:val="center"/>
+              <w:rPr>
+                <w:rFonts w:ascii="Times New Roman" w:eastAsia="Times New Roman" w:hAnsi="Times New Roman"/>
+                <w:b/>
+                <w:sz w:val="26"/>
+                <w:szCs w:val="26"/>
+              </w:rPr>
             </w:pPr>
           </w:p>
         </w:tc>
         <w:tc>
           <w:tcPr>
-            <w:tcW w:w="4200" w:type="dxa"/>
+            <w:tcW w:w="3381" w:type="dxa"/>
           </w:tcPr>
           <w:p>
             <w:pPr>
-              <w:spacing w:line="240" w:lineRule="auto" w:before="120" w:after="20"/>
+              <w:spacing w:after="0" w:line="276" w:lineRule="auto"/>
+              <w:ind w:left="1" w:hanging="3"/>
               <w:jc w:val="center"/>
               <w:rPr>
-                <w:rFonts w:ascii="Times New Roman" w:hAnsi="Times New Roman"/>
-                <w:b/>
-                <w:sz w:val="24"/>
-                <w:szCs w:val="24"/>
+                <w:rFonts w:ascii="Times New Roman" w:eastAsia="Times New Roman" w:hAnsi="Times New Roman"/>
+                <w:sz w:val="26"/>
+                <w:szCs w:val="26"/>
               </w:rPr>
             </w:pPr>
             <w:r>
               <w:rPr>
-                <w:rFonts w:ascii="Times New Roman" w:hAnsi="Times New Roman"/>
+                <w:rFonts w:ascii="Times New Roman" w:eastAsia="Times New Roman" w:hAnsi="Times New Roman"/>
                 <w:b/>
-                <w:sz w:val="24"/>
-                <w:szCs w:val="24"/>
-              </w:rPr>
-              <w:t>PHÒNG KHTC</w:t>
-            </w:r>
-          </w:p>
-          <w:p>
-            <w:pPr>
-              <w:spacing w:line="240" w:lineRule="auto" w:after="400"/>
-              <w:jc w:val="center"/>
-              <w:rPr>
-                <w:rFonts w:ascii="Times New Roman" w:hAnsi="Times New Roman"/>
-                <w:i/>
-                <w:sz w:val="22"/>
-                <w:szCs w:val="22"/>
-              </w:rPr>
-            </w:pPr>
-            <w:r>
-              <w:rPr>
-                <w:rFonts w:ascii="Times New Roman" w:hAnsi="Times New Roman"/>
-                <w:i/>
-                <w:sz w:val="22"/>
-                <w:szCs w:val="22"/>
-              </w:rPr>
-              <w:t>(Ký, ghi rõ họ tên)</w:t>
-            </w:r>
-          </w:p>
-          <w:p>
-            <w:pPr>
-              <w:spacing w:line="240" w:lineRule="auto" w:after="80"/>
-              <w:jc w:val="center"/>
-              <w:rPr>
-                <w:rFonts w:ascii="Times New Roman" w:hAnsi="Times New Roman"/>
-                <w:sz w:val="22"/>
-              </w:rPr>
-            </w:pPr>
-            <w:r>
-              <w:rPr>
-                <w:rFonts w:ascii="Times New Roman" w:hAnsi="Times New Roman"/>
-                <w:sz w:val="22"/>
-              </w:rPr>
-              <w:t>........................................</w:t>
+                <w:sz w:val="26"/>
+                <w:szCs w:val="26"/>
+              </w:rPr>
+              <w:t>Phòng TCKT</w:t>
             </w:r>
           </w:p>
         </w:tc>
       </w:tr>
-      <!-- Hàng 3: Nơi nhận & Hiệu trưởng -->
       <w:tr>
         <w:trPr>
-          <w:cantSplit/>
+          <w:trHeight w:val="305"/>
         </w:trPr>
         <w:tc>
           <w:tcPr>
-            <w:tcW w:w="4200" w:type="dxa"/>
+            <w:tcW w:w="3096" w:type="dxa"/>
           </w:tcPr>
           <w:p>
             <w:pPr>
-              <w:spacing w:line="200" w:lineRule="auto" w:before="120" w:after="10"/>
-              <w:rPr>
-                <w:rFonts w:ascii="Times New Roman" w:hAnsi="Times New Roman"/>
-                <w:b/>
-                <w:i/>
-                <w:sz w:val="22"/>
-                <w:szCs w:val="22"/>
-              </w:rPr>
-            </w:pPr>
-            <w:r>
-              <w:rPr>
-                <w:rFonts w:ascii="Times New Roman" w:hAnsi="Times New Roman"/>
-                <w:b/>
-                <w:i/>
-                <w:sz w:val="22"/>
-                <w:szCs w:val="22"/>
-              </w:rPr>
-              <w:t>Nơi nhận:</w:t>
-            </w:r>
-          </w:p>
-          <w:p>
-            <w:pPr>
-              <w:spacing w:line="180" w:lineRule="auto" w:after="0"/>
-              <w:rPr>
-                <w:rFonts w:ascii="Times New Roman" w:hAnsi="Times New Roman"/>
-                <w:sz w:val="19"/>
-                <w:szCs w:val="19"/>
-              </w:rPr>
-            </w:pPr>
-            <w:r>
-              <w:rPr>
-                <w:rFonts w:ascii="Times New Roman" w:hAnsi="Times New Roman"/>
-                <w:sz w:val="19"/>
-                <w:szCs w:val="19"/>
-              </w:rPr>
-              <w:t>- Ban Giám Hiệu (để b/c);</w:t>
-            </w:r>
-          </w:p>
-          <w:p>
-            <w:pPr>
-              <w:spacing w:line="180" w:lineRule="auto" w:after="0"/>
-              <w:rPr>
-                <w:rFonts w:ascii="Times New Roman" w:hAnsi="Times New Roman"/>
-                <w:sz w:val="19"/>
-                <w:szCs w:val="19"/>
-              </w:rPr>
-            </w:pPr>
-            <w:r>
-              <w:rPr>
-                <w:rFonts w:ascii="Times New Roman" w:hAnsi="Times New Roman"/>
-                <w:sz w:val="19"/>
-                <w:szCs w:val="19"/>
-              </w:rPr>
-              <w:t>- Phòng KH&amp;CN, TCKT;</w:t>
-            </w:r>
-          </w:p>
-          <w:p>
-            <w:pPr>
-              <w:spacing w:line="180" w:lineRule="auto" w:after="0"/>
-              <w:rPr>
-                <w:rFonts w:ascii="Times New Roman" w:hAnsi="Times New Roman"/>
-                <w:sz w:val="19"/>
-                <w:szCs w:val="19"/>
-              </w:rPr>
-            </w:pPr>
-            <w:r>
-              <w:rPr>
-                <w:rFonts w:ascii="Times New Roman" w:hAnsi="Times New Roman"/>
-                <w:sz w:val="19"/>
-                <w:szCs w:val="19"/>
-              </w:rPr>
-              <w:t>- Đơn vị tiếp nhận CG;</w:t>
-            </w:r>
-          </w:p>
-          <w:p>
-            <w:pPr>
-              <w:spacing w:line="180" w:lineRule="auto" w:after="0"/>
-              <w:rPr>
-                <w:rFonts w:ascii="Times New Roman" w:hAnsi="Times New Roman"/>
-                <w:sz w:val="19"/>
-                <w:szCs w:val="19"/>
-              </w:rPr>
-            </w:pPr>
-            <w:r>
-              <w:rPr>
-                <w:rFonts w:ascii="Times New Roman" w:hAnsi="Times New Roman"/>
-                <w:sz w:val="19"/>
-                <w:szCs w:val="19"/>
-              </w:rPr>
-              <w:t>- Lưu: VT, KHCN.</w:t>
-            </w:r>
-          </w:p>
-        </w:tc>
-        <w:tc>
-          <w:tcPr>
-            <w:tcW w:w="672" w:type="dxa"/>
-          </w:tcPr>
-          <w:p>
-            <w:pPr>
-              <w:spacing w:after="0"/>
+              <w:spacing w:after="0" w:line="276" w:lineRule="auto"/>
+              <w:ind w:left="1" w:hanging="3"/>
+              <w:jc w:val="both"/>
+              <w:rPr>
+                <w:rFonts w:ascii="Times New Roman" w:eastAsia="Times New Roman" w:hAnsi="Times New Roman"/>
+                <w:sz w:val="26"/>
+                <w:szCs w:val="26"/>
+              </w:rPr>
             </w:pPr>
           </w:p>
         </w:tc>
         <w:tc>
           <w:tcPr>
-            <w:tcW w:w="4200" w:type="dxa"/>
+            <w:tcW w:w="2363" w:type="dxa"/>
           </w:tcPr>
           <w:p>
             <w:pPr>
-              <w:spacing w:line="240" w:lineRule="auto" w:before="120" w:after="20"/>
-              <w:jc w:val="center"/>
-              <w:rPr>
-                <w:rFonts w:ascii="Times New Roman" w:hAnsi="Times New Roman"/>
-                <w:b/>
-                <w:sz w:val="24"/>
-                <w:szCs w:val="24"/>
+              <w:spacing w:after="0" w:line="276" w:lineRule="auto"/>
+              <w:ind w:left="1" w:hanging="3"/>
+              <w:jc w:val="both"/>
+              <w:rPr>
+                <w:rFonts w:ascii="Times New Roman" w:eastAsia="Times New Roman" w:hAnsi="Times New Roman"/>
+                <w:sz w:val="26"/>
+                <w:szCs w:val="26"/>
+              </w:rPr>
+            </w:pPr>
+          </w:p>
+        </w:tc>
+        <w:tc>
+          <w:tcPr>
+            <w:tcW w:w="3381" w:type="dxa"/>
+          </w:tcPr>
+          <w:p>
+            <w:pPr>
+              <w:spacing w:after="0" w:line="276" w:lineRule="auto"/>
+              <w:ind w:left="1" w:hanging="3"/>
+              <w:jc w:val="both"/>
+              <w:rPr>
+                <w:rFonts w:ascii="Times New Roman" w:eastAsia="Times New Roman" w:hAnsi="Times New Roman"/>
+                <w:sz w:val="26"/>
+                <w:szCs w:val="26"/>
+              </w:rPr>
+            </w:pPr>
+          </w:p>
+        </w:tc>
+      </w:tr>
+      <w:tr>
+        <w:trPr>
+          <w:trHeight w:val="305"/>
+        </w:trPr>
+        <w:tc>
+          <w:tcPr>
+            <w:tcW w:w="3096" w:type="dxa"/>
+          </w:tcPr>
+          <w:p>
+            <w:pPr>
+              <w:spacing w:after="0" w:line="276" w:lineRule="auto"/>
+              <w:ind w:left="1" w:hanging="3"/>
+              <w:jc w:val="both"/>
+              <w:rPr>
+                <w:rFonts w:ascii="Times New Roman" w:eastAsia="Times New Roman" w:hAnsi="Times New Roman"/>
+                <w:sz w:val="26"/>
+                <w:szCs w:val="26"/>
+              </w:rPr>
+            </w:pPr>
+          </w:p>
+        </w:tc>
+        <w:tc>
+          <w:tcPr>
+            <w:tcW w:w="2363" w:type="dxa"/>
+          </w:tcPr>
+          <w:p>
+            <w:pPr>
+              <w:spacing w:after="0" w:line="276" w:lineRule="auto"/>
+              <w:ind w:left="1" w:hanging="3"/>
+              <w:jc w:val="both"/>
+              <w:rPr>
+                <w:rFonts w:ascii="Times New Roman" w:eastAsia="Times New Roman" w:hAnsi="Times New Roman"/>
+                <w:sz w:val="26"/>
+                <w:szCs w:val="26"/>
+              </w:rPr>
+            </w:pPr>
+          </w:p>
+        </w:tc>
+        <w:tc>
+          <w:tcPr>
+            <w:tcW w:w="3381" w:type="dxa"/>
+          </w:tcPr>
+          <w:p>
+            <w:pPr>
+              <w:spacing w:after="0" w:line="276" w:lineRule="auto"/>
+              <w:ind w:left="1" w:hanging="3"/>
+              <w:jc w:val="both"/>
+              <w:rPr>
+                <w:rFonts w:ascii="Times New Roman" w:eastAsia="Times New Roman" w:hAnsi="Times New Roman"/>
+                <w:sz w:val="26"/>
+                <w:szCs w:val="26"/>
+              </w:rPr>
+            </w:pPr>
+          </w:p>
+        </w:tc>
+      </w:tr>
+      <w:tr>
+        <w:trPr>
+          <w:trHeight w:val="305"/>
+        </w:trPr>
+        <w:tc>
+          <w:tcPr>
+            <w:tcW w:w="3096" w:type="dxa"/>
+          </w:tcPr>
+          <w:p>
+            <w:pPr>
+              <w:spacing w:after="0" w:line="276" w:lineRule="auto"/>
+              <w:ind w:left="1" w:hanging="3"/>
+              <w:jc w:val="both"/>
+              <w:rPr>
+                <w:rFonts w:ascii="Times New Roman" w:eastAsia="Times New Roman" w:hAnsi="Times New Roman"/>
+                <w:sz w:val="26"/>
+                <w:szCs w:val="26"/>
+              </w:rPr>
+            </w:pPr>
+          </w:p>
+        </w:tc>
+        <w:tc>
+          <w:tcPr>
+            <w:tcW w:w="2363" w:type="dxa"/>
+          </w:tcPr>
+          <w:p>
+            <w:pPr>
+              <w:spacing w:after="0" w:line="276" w:lineRule="auto"/>
+              <w:ind w:left="1" w:hanging="3"/>
+              <w:jc w:val="both"/>
+              <w:rPr>
+                <w:rFonts w:ascii="Times New Roman" w:eastAsia="Times New Roman" w:hAnsi="Times New Roman"/>
+                <w:sz w:val="26"/>
+                <w:szCs w:val="26"/>
+              </w:rPr>
+            </w:pPr>
+          </w:p>
+        </w:tc>
+        <w:tc>
+          <w:tcPr>
+            <w:tcW w:w="3381" w:type="dxa"/>
+          </w:tcPr>
+          <w:p>
+            <w:pPr>
+              <w:spacing w:after="0" w:line="276" w:lineRule="auto"/>
+              <w:ind w:left="1" w:hanging="3"/>
+              <w:jc w:val="both"/>
+              <w:rPr>
+                <w:rFonts w:ascii="Times New Roman" w:eastAsia="Times New Roman" w:hAnsi="Times New Roman"/>
+                <w:sz w:val="26"/>
+                <w:szCs w:val="26"/>
+              </w:rPr>
+            </w:pPr>
+          </w:p>
+        </w:tc>
+      </w:tr>
+      <w:tr>
+        <w:trPr>
+          <w:trHeight w:val="305"/>
+        </w:trPr>
+        <w:tc>
+          <w:tcPr>
+            <w:tcW w:w="3096" w:type="dxa"/>
+          </w:tcPr>
+          <w:p>
+            <w:pPr>
+              <w:spacing w:after="0" w:line="276" w:lineRule="auto"/>
+              <w:ind w:left="1" w:hanging="3"/>
+              <w:jc w:val="both"/>
+              <w:rPr>
+                <w:rFonts w:ascii="Times New Roman" w:eastAsia="Times New Roman" w:hAnsi="Times New Roman"/>
+                <w:sz w:val="26"/>
+                <w:szCs w:val="26"/>
+              </w:rPr>
+            </w:pPr>
+          </w:p>
+        </w:tc>
+        <w:tc>
+          <w:tcPr>
+            <w:tcW w:w="2363" w:type="dxa"/>
+          </w:tcPr>
+          <w:p>
+            <w:pPr>
+              <w:spacing w:after="0" w:line="276" w:lineRule="auto"/>
+              <w:ind w:left="1" w:hanging="3"/>
+              <w:jc w:val="both"/>
+              <w:rPr>
+                <w:rFonts w:ascii="Times New Roman" w:eastAsia="Times New Roman" w:hAnsi="Times New Roman"/>
+                <w:sz w:val="26"/>
+                <w:szCs w:val="26"/>
+              </w:rPr>
+            </w:pPr>
+          </w:p>
+        </w:tc>
+        <w:tc>
+          <w:tcPr>
+            <w:tcW w:w="3381" w:type="dxa"/>
+          </w:tcPr>
+          <w:p>
+            <w:pPr>
+              <w:spacing w:after="0" w:line="276" w:lineRule="auto"/>
+              <w:ind w:left="1" w:hanging="3"/>
+              <w:jc w:val="both"/>
+              <w:rPr>
+                <w:rFonts w:ascii="Times New Roman" w:eastAsia="Times New Roman" w:hAnsi="Times New Roman"/>
+                <w:sz w:val="26"/>
+                <w:szCs w:val="26"/>
+              </w:rPr>
+            </w:pPr>
+          </w:p>
+        </w:tc>
+      </w:tr>
+    </w:tbl>
+    <w:p>
+      <w:pPr>
+        <w:spacing w:after="0" w:line="276" w:lineRule="auto"/>
+        <w:ind w:left="1" w:hanging="3"/>
+        <w:rPr>
+          <w:rFonts w:ascii="Times New Roman" w:eastAsia="Times New Roman" w:hAnsi="Times New Roman"/>
+          <w:sz w:val="26"/>
+          <w:szCs w:val="26"/>
+        </w:rPr>
+      </w:pPr>
+    </w:p>
+    <w:tbl>
+      <w:tblPr>
+        <w:tblW w:w="9640" w:type="dxa"/>
+        <w:tblInd w:w="-108" w:type="dxa"/>
+        <w:tblLayout w:type="fixed"/>
+        <w:tblLook w:val="0000" w:firstRow="0" w:lastRow="0" w:firstColumn="0" w:lastColumn="0" w:noHBand="0" w:noVBand="0"/>
+      </w:tblPr>
+      <w:tblGrid>
+        <w:gridCol w:w="3052"/>
+        <w:gridCol w:w="2514"/>
+        <w:gridCol w:w="2241"/>
+        <w:gridCol w:w="1833"/>
+      </w:tblGrid>
+      <w:tr>
+        <w:trPr>
+          <w:trHeight w:val="1849"/>
+        </w:trPr>
+        <w:tc>
+          <w:tcPr>
+            <w:tcW w:w="3052" w:type="dxa"/>
+            <w:vAlign w:val="center"/>
+          </w:tcPr>
+          <w:p>
+            <w:pPr>
+              <w:spacing w:after="0" w:line="276" w:lineRule="auto"/>
+              <w:ind w:hanging="2"/>
+              <w:rPr>
+                <w:rFonts w:ascii="Times New Roman" w:eastAsia="Times New Roman" w:hAnsi="Times New Roman"/>
               </w:rPr>
             </w:pPr>
             <w:r>
               <w:rPr>
-                <w:rFonts w:ascii="Times New Roman" w:hAnsi="Times New Roman"/>
+                <w:rFonts w:ascii="Times New Roman" w:eastAsia="Times New Roman" w:hAnsi="Times New Roman"/>
                 <w:b/>
-                <w:sz w:val="24"/>
-                <w:szCs w:val="24"/>
+                <w:i/>
+              </w:rPr>
+              <w:t xml:space="preserve">Nơi nhận:</w:t>
+            </w:r>
+          </w:p>
+          <w:p>
+            <w:pPr>
+              <w:spacing w:after="0" w:line="276" w:lineRule="auto"/>
+              <w:ind w:hanging="2"/>
+              <w:rPr>
+                <w:rFonts w:ascii="Times New Roman" w:eastAsia="Times New Roman" w:hAnsi="Times New Roman"/>
+              </w:rPr>
+            </w:pPr>
+            <w:r>
+              <w:rPr>
+                <w:rFonts w:ascii="Times New Roman" w:eastAsia="Times New Roman" w:hAnsi="Times New Roman"/>
+              </w:rPr>
+              <w:t>- (</w:t>
+            </w:r>
+            <w:r>
+              <w:rPr>
+                <w:rFonts w:ascii="Times New Roman" w:eastAsia="Times New Roman" w:hAnsi="Times New Roman"/>
+                <w:highlight w:val="yellow"/>
+              </w:rPr>
+              <w:t xml:space="preserve">thêm tên tắt đơn vị CG v nhận CG);</w:t>
+            </w:r>
+          </w:p>
+          <w:p>
+            <w:pPr>
+              <w:spacing w:after="0" w:line="276" w:lineRule="auto"/>
+              <w:ind w:hanging="2"/>
+              <w:rPr>
+                <w:rFonts w:ascii="Times New Roman" w:eastAsia="Times New Roman" w:hAnsi="Times New Roman"/>
+              </w:rPr>
+            </w:pPr>
+            <w:r>
+              <w:rPr>
+                <w:rFonts w:ascii="Times New Roman" w:eastAsia="Times New Roman" w:hAnsi="Times New Roman"/>
+              </w:rPr>
+              <w:t xml:space="preserve">- TCKT;</w:t>
+            </w:r>
+          </w:p>
+          <w:p>
+            <w:pPr>
+              <w:spacing w:after="0" w:line="276" w:lineRule="auto"/>
+              <w:ind w:hanging="2"/>
+              <w:rPr>
+                <w:rFonts w:ascii="Times New Roman" w:eastAsia="Times New Roman" w:hAnsi="Times New Roman"/>
+              </w:rPr>
+            </w:pPr>
+            <w:r>
+              <w:rPr>
+                <w:rFonts w:ascii="Times New Roman" w:eastAsia="Times New Roman" w:hAnsi="Times New Roman"/>
+              </w:rPr>
+              <w:t>- TTDV&amp;ĐTTNCXH;</w:t>
+            </w:r>
+          </w:p>
+          <w:p>
+            <w:pPr>
+              <w:spacing w:after="0" w:line="276" w:lineRule="auto"/>
+              <w:ind w:hanging="2"/>
+              <w:rPr>
+                <w:rFonts w:ascii="Times New Roman" w:eastAsia="Times New Roman" w:hAnsi="Times New Roman"/>
+              </w:rPr>
+            </w:pPr>
+            <w:r>
+              <w:rPr>
+                <w:rFonts w:ascii="Times New Roman" w:eastAsia="Times New Roman" w:hAnsi="Times New Roman"/>
+              </w:rPr>
+              <w:t xml:space="preserve">- Lưu VT, KHCN.</w:t>
+            </w:r>
+          </w:p>
+          <w:p>
+            <w:pPr>
+              <w:spacing w:after="0" w:line="276" w:lineRule="auto"/>
+              <w:ind w:hanging="2"/>
+              <w:jc w:val="center"/>
+              <w:rPr>
+                <w:rFonts w:ascii="Times New Roman" w:eastAsia="Times New Roman" w:hAnsi="Times New Roman"/>
+              </w:rPr>
+            </w:pPr>
+          </w:p>
+        </w:tc>
+        <w:tc>
+          <w:tcPr>
+            <w:tcW w:w="2514" w:type="dxa"/>
+          </w:tcPr>
+          <w:p>
+            <w:pPr>
+              <w:spacing w:after="0" w:line="276" w:lineRule="auto"/>
+              <w:ind w:left="1" w:hanging="3"/>
+              <w:jc w:val="center"/>
+              <w:rPr>
+                <w:rFonts w:ascii="Times New Roman" w:eastAsia="Times New Roman" w:hAnsi="Times New Roman"/>
+                <w:sz w:val="26"/>
+                <w:szCs w:val="26"/>
+              </w:rPr>
+            </w:pPr>
+          </w:p>
+        </w:tc>
+        <w:tc>
+          <w:tcPr>
+            <w:tcW w:w="2241" w:type="dxa"/>
+          </w:tcPr>
+          <w:p>
+            <w:pPr>
+              <w:spacing w:after="0" w:line="276" w:lineRule="auto"/>
+              <w:ind w:left="1" w:hanging="3"/>
+              <w:jc w:val="center"/>
+              <w:rPr>
+                <w:rFonts w:ascii="Times New Roman" w:eastAsia="Times New Roman" w:hAnsi="Times New Roman"/>
+                <w:sz w:val="26"/>
+                <w:szCs w:val="26"/>
+              </w:rPr>
+            </w:pPr>
+            <w:r>
+              <w:rPr>
+                <w:rFonts w:ascii="Times New Roman" w:eastAsia="Times New Roman" w:hAnsi="Times New Roman"/>
+                <w:b/>
+                <w:sz w:val="26"/>
+                <w:szCs w:val="26"/>
               </w:rPr>
               <w:t>HIỆU TRƯỞNG</w:t>
             </w:r>
           </w:p>
           <w:p>
             <w:pPr>
-              <w:spacing w:line="240" w:lineRule="auto" w:after="400"/>
+              <w:spacing w:after="0" w:line="276" w:lineRule="auto"/>
+              <w:ind w:left="1" w:hanging="3"/>
               <w:jc w:val="center"/>
               <w:rPr>
-                <w:rFonts w:ascii="Times New Roman" w:hAnsi="Times New Roman"/>
-                <w:i/>
-                <w:sz w:val="22"/>
-                <w:szCs w:val="22"/>
+                <w:rFonts w:ascii="Times New Roman" w:eastAsia="Times New Roman" w:hAnsi="Times New Roman"/>
+                <w:sz w:val="26"/>
+                <w:szCs w:val="26"/>
               </w:rPr>
             </w:pPr>
-            <w:r>
-              <w:rPr>
-                <w:rFonts w:ascii="Times New Roman" w:hAnsi="Times New Roman"/>
-                <w:i/>
-                <w:sz w:val="22"/>
-                <w:szCs w:val="22"/>
-              </w:rPr>
-              <w:t>(Ký, đóng dấu)</w:t>
-            </w:r>
           </w:p>
           <w:p>
             <w:pPr>
-              <w:spacing w:line="240" w:lineRule="auto" w:after="80"/>
+              <w:spacing w:after="0" w:line="276" w:lineRule="auto"/>
+              <w:ind w:left="1" w:hanging="3"/>
               <w:jc w:val="center"/>
               <w:rPr>
-                <w:rFonts w:ascii="Times New Roman" w:hAnsi="Times New Roman"/>
-                <w:sz w:val="22"/>
+                <w:rFonts w:ascii="Times New Roman" w:eastAsia="Times New Roman" w:hAnsi="Times New Roman"/>
+                <w:sz w:val="26"/>
+                <w:szCs w:val="26"/>
               </w:rPr>
             </w:pPr>
-            <w:r>
-              <w:rPr>
-                <w:rFonts w:ascii="Times New Roman" w:hAnsi="Times New Roman"/>
-                <w:sz w:val="22"/>
-              </w:rPr>
-              <w:t>........................................</w:t>
-            </w:r>
+          </w:p>
+          <w:p>
+            <w:pPr>
+              <w:spacing w:after="0" w:line="276" w:lineRule="auto"/>
+              <w:ind w:left="1" w:hanging="3"/>
+              <w:jc w:val="center"/>
+              <w:rPr>
+                <w:rFonts w:ascii="Times New Roman" w:eastAsia="Times New Roman" w:hAnsi="Times New Roman"/>
+                <w:sz w:val="26"/>
+                <w:szCs w:val="26"/>
+              </w:rPr>
+            </w:pPr>
+          </w:p>
+          <w:p>
+            <w:pPr>
+              <w:spacing w:after="0" w:line="276" w:lineRule="auto"/>
+              <w:ind w:left="1" w:hanging="3"/>
+              <w:jc w:val="center"/>
+              <w:rPr>
+                <w:rFonts w:ascii="Times New Roman" w:eastAsia="Times New Roman" w:hAnsi="Times New Roman"/>
+                <w:sz w:val="26"/>
+                <w:szCs w:val="26"/>
+              </w:rPr>
+            </w:pPr>
+          </w:p>
+          <w:p>
+            <w:pPr>
+              <w:spacing w:after="0" w:line="276" w:lineRule="auto"/>
+              <w:ind w:left="1" w:hanging="3"/>
+              <w:jc w:val="center"/>
+              <w:rPr>
+                <w:rFonts w:ascii="Times New Roman" w:eastAsia="Times New Roman" w:hAnsi="Times New Roman"/>
+                <w:sz w:val="26"/>
+                <w:szCs w:val="26"/>
+              </w:rPr>
+            </w:pPr>
+          </w:p>
+        </w:tc>
+        <w:tc>
+          <w:tcPr>
+            <w:tcW w:w="1833" w:type="dxa"/>
+            <w:vAlign w:val="center"/>
+          </w:tcPr>
+          <w:p>
+            <w:pPr>
+              <w:spacing w:after="0" w:line="276" w:lineRule="auto"/>
+              <w:ind w:left="1" w:hanging="3"/>
+              <w:jc w:val="center"/>
+              <w:rPr>
+                <w:rFonts w:ascii="Times New Roman" w:eastAsia="Times New Roman" w:hAnsi="Times New Roman"/>
+                <w:sz w:val="26"/>
+                <w:szCs w:val="26"/>
+              </w:rPr>
+            </w:pPr>
           </w:p>
         </w:tc>
       </w:tr>
     </w:tbl>
     <w:p>
       <w:pPr>
-        <w:spacing w:before="0" w:after="0" w:line="20" w:lineRule="exact"/>
-        <w:rPr>
-          <w:sz w:val="2"/>
-          <w:szCs w:val="2"/>
-        </w:rPr>
-      </w:pPr>
+        <w:spacing w:after="0" w:line="276" w:lineRule="auto"/>
+        <w:rPr>
+          <w:rFonts w:ascii="Times New Roman" w:eastAsia="Times New Roman" w:hAnsi="Times New Roman"/>
+          <w:sz w:val="26"/>
+          <w:szCs w:val="26"/>
+        </w:rPr>
+      </w:pPr>
+    </w:p>
+    <w:p>
+      <w:pPr>
+        <w:rPr>
+          <w:rFonts w:ascii="Times New Roman" w:hAnsi="Times New Roman"/>
+          <w:sz w:val="26"/>
+          <w:szCs w:val="26"/>
+        </w:rPr>
+      </w:pPr>
+    </w:p>
+    <w:p>
+      <w:pPr>
+        <w:tabs>
+          <w:tab w:val="left" w:pos="5280"/>
+        </w:tabs>
+        <w:rPr>
+          <w:rFonts w:ascii="Times New Roman" w:hAnsi="Times New Roman"/>
+          <w:sz w:val="26"/>
+          <w:szCs w:val="26"/>
+          <w:lang w:val="vi-VN"/>
+        </w:rPr>
+      </w:pPr>
+      <w:r>
+        <w:rPr>
+          <w:rFonts w:ascii="Times New Roman" w:hAnsi="Times New Roman"/>
+          <w:sz w:val="26"/>
+          <w:szCs w:val="26"/>
+        </w:rPr>
+        <w:tab/>
+      </w:r>
     </w:p>
     <w:sectPr>
       <w:footerReference w:type="default" r:id="rId7"/>
@@ -3351,31 +3820,31 @@
       </w:rPr>
     </w:lvl>
   </w:abstractNum>
-  <w:num w:numId="1" w16cid:durableId="1435132336">
+  <w:num w:numId="1" w16cid:durableId="439910333">
     <w:abstractNumId w:val="3"/>
   </w:num>
-  <w:num w:numId="2" w16cid:durableId="1523319011">
+  <w:num w:numId="2" w16cid:durableId="1243562240">
     <w:abstractNumId w:val="12"/>
   </w:num>
-  <w:num w:numId="3" w16cid:durableId="1092552649">
+  <w:num w:numId="3" w16cid:durableId="1602689294">
     <w:abstractNumId w:val="1"/>
   </w:num>
-  <w:num w:numId="4" w16cid:durableId="1698850846">
+  <w:num w:numId="4" w16cid:durableId="1678457261">
     <w:abstractNumId w:val="4"/>
   </w:num>
-  <w:num w:numId="5" w16cid:durableId="388964068">
+  <w:num w:numId="5" w16cid:durableId="1622803594">
     <w:abstractNumId w:val="7"/>
   </w:num>
-  <w:num w:numId="6" w16cid:durableId="1160541331">
+  <w:num w:numId="6" w16cid:durableId="1202089007">
     <w:abstractNumId w:val="10"/>
   </w:num>
-  <w:num w:numId="7" w16cid:durableId="70198127">
+  <w:num w:numId="7" w16cid:durableId="203101072">
     <w:abstractNumId w:val="8"/>
   </w:num>
-  <w:num w:numId="8" w16cid:durableId="474419711">
+  <w:num w:numId="8" w16cid:durableId="674260463">
     <w:abstractNumId w:val="2"/>
   </w:num>
-  <w:num w:numId="9" w16cid:durableId="418257785">
+  <w:num w:numId="9" w16cid:durableId="1601792282">
     <w:abstractNumId w:val="2"/>
     <w:lvlOverride w:ilvl="1"/>
     <w:lvlOverride w:ilvl="2"/>
@@ -3386,34 +3855,34 @@
     <w:lvlOverride w:ilvl="7"/>
     <w:lvlOverride w:ilvl="8"/>
   </w:num>
-  <w:num w:numId="10" w16cid:durableId="621885665">
+  <w:num w:numId="10" w16cid:durableId="1687554142">
     <w:abstractNumId w:val="14"/>
   </w:num>
-  <w:num w:numId="11" w16cid:durableId="1527910453">
+  <w:num w:numId="11" w16cid:durableId="938023349">
     <w:abstractNumId w:val="11"/>
   </w:num>
-  <w:num w:numId="12" w16cid:durableId="117649833">
+  <w:num w:numId="12" w16cid:durableId="1716850241">
     <w:abstractNumId w:val="0"/>
   </w:num>
-  <w:num w:numId="13" w16cid:durableId="1690914437">
+  <w:num w:numId="13" w16cid:durableId="100808416">
     <w:abstractNumId w:val="6"/>
   </w:num>
-  <w:num w:numId="14" w16cid:durableId="179584701">
+  <w:num w:numId="14" w16cid:durableId="1860462234">
     <w:abstractNumId w:val="16"/>
   </w:num>
-  <w:num w:numId="15" w16cid:durableId="709260078">
+  <w:num w:numId="15" w16cid:durableId="2084720718">
     <w:abstractNumId w:val="13"/>
   </w:num>
-  <w:num w:numId="16" w16cid:durableId="1781728928">
+  <w:num w:numId="16" w16cid:durableId="2017028706">
     <w:abstractNumId w:val="15"/>
   </w:num>
-  <w:num w:numId="17" w16cid:durableId="1224751430">
+  <w:num w:numId="17" w16cid:durableId="301814401">
     <w:abstractNumId w:val="17"/>
   </w:num>
-  <w:num w:numId="18" w16cid:durableId="1714308938">
+  <w:num w:numId="18" w16cid:durableId="1442601664">
     <w:abstractNumId w:val="9"/>
   </w:num>
-  <w:num w:numId="19" w16cid:durableId="547839836">
+  <w:num w:numId="19" w16cid:durableId="1048333881">
     <w:abstractNumId w:val="5"/>
   </w:num>
 </w:numbering>
